--- a/fuentes/CFA_02_33110059_DU.docx
+++ b/fuentes/CFA_02_33110059_DU.docx
@@ -2354,7 +2354,19 @@
         <w:rPr>
           <w:lang w:eastAsia="es-CO"/>
         </w:rPr>
-        <w:t>Capacidad institucional para enfrentar las dificultades y convertirlos en oportunidades.</w:t>
+        <w:t>Capacidad institucional para enfrentar las dificultades y convertirl</w:t>
+      </w:r>
+      <w:r>
+        <w:rPr>
+          <w:lang w:eastAsia="es-CO"/>
+        </w:rPr>
+        <w:t>a</w:t>
+      </w:r>
+      <w:r>
+        <w:rPr>
+          <w:lang w:eastAsia="es-CO"/>
+        </w:rPr>
+        <w:t>s en oportunidades.</w:t>
       </w:r>
     </w:p>
     <w:p>
@@ -2392,7 +2404,19 @@
         <w:rPr>
           <w:lang w:eastAsia="es-CO"/>
         </w:rPr>
-        <w:t>Fortalecimiento en la organización en aumentar su capacidad de comunicación y el liderazgo en su personal.</w:t>
+        <w:t xml:space="preserve">Fortalecimiento en la organización </w:t>
+      </w:r>
+      <w:r>
+        <w:rPr>
+          <w:lang w:eastAsia="es-CO"/>
+        </w:rPr>
+        <w:t>para</w:t>
+      </w:r>
+      <w:r>
+        <w:rPr>
+          <w:lang w:eastAsia="es-CO"/>
+        </w:rPr>
+        <w:t xml:space="preserve"> aumentar su capacidad de comunicación y el liderazgo en su personal.</w:t>
       </w:r>
     </w:p>
     <w:p>
@@ -2525,7 +2549,19 @@
         <w:rPr>
           <w:lang w:eastAsia="es-CO"/>
         </w:rPr>
-        <w:t>Asignación de presupuesto en generar lineamientos y políticas en favor del recurso humano y de formación.</w:t>
+        <w:t xml:space="preserve">Asignación de presupuesto </w:t>
+      </w:r>
+      <w:r>
+        <w:rPr>
+          <w:lang w:eastAsia="es-CO"/>
+        </w:rPr>
+        <w:t>para</w:t>
+      </w:r>
+      <w:r>
+        <w:rPr>
+          <w:lang w:eastAsia="es-CO"/>
+        </w:rPr>
+        <w:t xml:space="preserve"> generar lineamientos y políticas en favor del recurso humano y de formación.</w:t>
       </w:r>
     </w:p>
     <w:p>
@@ -2762,6 +2798,21 @@
     </w:p>
     <w:p>
       <w:pPr>
+        <w:spacing w:before="0" w:after="0" w:line="240" w:lineRule="auto"/>
+        <w:ind w:firstLine="0"/>
+        <w:rPr>
+          <w:lang w:eastAsia="es-CO"/>
+        </w:rPr>
+      </w:pPr>
+      <w:r>
+        <w:rPr>
+          <w:lang w:eastAsia="es-CO"/>
+        </w:rPr>
+        <w:br w:type="page"/>
+      </w:r>
+    </w:p>
+    <w:p>
+      <w:pPr>
         <w:pStyle w:val="Prrafodelista"/>
         <w:numPr>
           <w:ilvl w:val="0"/>
@@ -2780,6 +2831,7 @@
           <w:bCs/>
           <w:lang w:eastAsia="es-CO"/>
         </w:rPr>
+        <w:lastRenderedPageBreak/>
         <w:t>Responsabilidad</w:t>
       </w:r>
     </w:p>
@@ -2794,7 +2846,6 @@
         <w:rPr>
           <w:lang w:eastAsia="es-CO"/>
         </w:rPr>
-        <w:lastRenderedPageBreak/>
         <w:t>Todo integrante del equipo debe tener claro, cuál es su responsabilidad y el trabajo que le fue asignado.</w:t>
       </w:r>
     </w:p>
@@ -2994,6 +3045,21 @@
     </w:p>
     <w:p>
       <w:pPr>
+        <w:spacing w:before="0" w:after="0" w:line="240" w:lineRule="auto"/>
+        <w:ind w:firstLine="0"/>
+        <w:rPr>
+          <w:lang w:eastAsia="es-CO"/>
+        </w:rPr>
+      </w:pPr>
+      <w:r>
+        <w:rPr>
+          <w:lang w:eastAsia="es-CO"/>
+        </w:rPr>
+        <w:br w:type="page"/>
+      </w:r>
+    </w:p>
+    <w:p>
+      <w:pPr>
         <w:pStyle w:val="Prrafodelista"/>
         <w:numPr>
           <w:ilvl w:val="0"/>
@@ -3009,6 +3075,7 @@
           <w:bCs/>
           <w:lang w:eastAsia="es-CO"/>
         </w:rPr>
+        <w:lastRenderedPageBreak/>
         <w:t>Automotivación</w:t>
       </w:r>
     </w:p>
@@ -3022,7 +3089,6 @@
         <w:rPr>
           <w:lang w:eastAsia="es-CO"/>
         </w:rPr>
-        <w:lastRenderedPageBreak/>
         <w:t>Se caracteriza por realizar una acción con el fin de tener satisfacción percibida en el momento. Las personas con automotivación, tienden a ser más organizadas, más proactivas y tener habilidades de gestión, tienden a una mejor autoestima y confianza. Estas capacidades influyen en tomar diferentes riesgos, en contemplar la mejora continua, en realizar esfuerzos adicionales para lograr los objetivos, en buscar oportunidades continuamente, en querer lidiar con los reveses y continuar persistiendo a conseguir la meta a pesar de los obstáculos.</w:t>
       </w:r>
     </w:p>
@@ -3111,6 +3177,21 @@
     </w:p>
     <w:p>
       <w:pPr>
+        <w:spacing w:before="0" w:after="0" w:line="240" w:lineRule="auto"/>
+        <w:ind w:firstLine="0"/>
+        <w:rPr>
+          <w:lang w:eastAsia="es-CO"/>
+        </w:rPr>
+      </w:pPr>
+      <w:r>
+        <w:rPr>
+          <w:lang w:eastAsia="es-CO"/>
+        </w:rPr>
+        <w:br w:type="page"/>
+      </w:r>
+    </w:p>
+    <w:p>
+      <w:pPr>
         <w:pStyle w:val="Prrafodelista"/>
         <w:numPr>
           <w:ilvl w:val="0"/>
@@ -3128,6 +3209,7 @@
           <w:bCs/>
           <w:lang w:eastAsia="es-CO"/>
         </w:rPr>
+        <w:lastRenderedPageBreak/>
         <w:t>Automotivación</w:t>
       </w:r>
     </w:p>
@@ -3141,7 +3223,6 @@
         <w:rPr>
           <w:lang w:eastAsia="es-CO"/>
         </w:rPr>
-        <w:lastRenderedPageBreak/>
         <w:t>Se caracteriza por realizar una acción con el fin de tener satisfacción percibida en el momento. Los motivadores intrínsecos incluyen el amor, divertirse, estar interesado y desafiarse personalmente.</w:t>
       </w:r>
     </w:p>
@@ -3342,13 +3423,6 @@
           <w:lang w:eastAsia="es-CO"/>
         </w:rPr>
       </w:pPr>
-    </w:p>
-    <w:p>
-      <w:pPr>
-        <w:rPr>
-          <w:lang w:eastAsia="es-CO"/>
-        </w:rPr>
-      </w:pPr>
       <w:r>
         <w:rPr>
           <w:lang w:eastAsia="es-CO"/>
@@ -3390,21 +3464,7 @@
         <w:rPr>
           <w:lang w:eastAsia="es-CO"/>
         </w:rPr>
-        <w:t xml:space="preserve">El trabajo en equipo en salud tiene como uno de sus principios el liderazgo, el reconocimiento de la importancia en las acciones que realiza la otra persona, sin importar la profesión o la escala jerárquica, pues el fin es el bien común. Según </w:t>
-      </w:r>
-      <w:proofErr w:type="spellStart"/>
-      <w:r>
-        <w:rPr>
-          <w:lang w:eastAsia="es-CO"/>
-        </w:rPr>
-        <w:t>Bryman</w:t>
-      </w:r>
-      <w:proofErr w:type="spellEnd"/>
-      <w:r>
-        <w:rPr>
-          <w:lang w:eastAsia="es-CO"/>
-        </w:rPr>
-        <w:t xml:space="preserve"> (1996) citado por Toro (2015, pp. 11-12): “el liderazgo transformacional presenta una connotación orientada a la participación y flexibilidad de los procesos de la organización”.</w:t>
+        <w:t>El trabajo en equipo en salud tiene como uno de sus principios el liderazgo, el reconocimiento de la importancia en las acciones que realiza la otra persona, sin importar la profesión o la escala jerárquica, pues el fin es el bien común. Según Bryman (1996) citado por Toro (2015, pp. 11-12): “el liderazgo transformacional presenta una connotación orientada a la participación y flexibilidad de los procesos de la organización”.</w:t>
       </w:r>
     </w:p>
     <w:p>
@@ -3453,7 +3513,6 @@
         <w:rPr>
           <w:lang w:eastAsia="es-CO"/>
         </w:rPr>
-        <w:lastRenderedPageBreak/>
         <w:t>Enfocarse en conseguir los objetivos organizacionales.</w:t>
       </w:r>
     </w:p>
@@ -3472,6 +3531,7 @@
         <w:rPr>
           <w:lang w:eastAsia="es-CO"/>
         </w:rPr>
+        <w:lastRenderedPageBreak/>
         <w:t>Incentivar la creatividad, la innovación en las funciones, acciones y medidas.</w:t>
       </w:r>
     </w:p>
@@ -4051,36 +4111,7 @@
         <w:rPr>
           <w:lang w:eastAsia="es-CO"/>
         </w:rPr>
-        <w:lastRenderedPageBreak/>
-        <w:t xml:space="preserve">Goleman (1995) considera la empatía como una habilidad social, desarrollada como la capacidad de reconocer sentimientos, necesidades, realidades e intereses de los demás. Autores como </w:t>
-      </w:r>
-      <w:proofErr w:type="spellStart"/>
-      <w:r>
-        <w:rPr>
-          <w:lang w:eastAsia="es-CO"/>
-        </w:rPr>
-        <w:t>Haydé</w:t>
-      </w:r>
-      <w:proofErr w:type="spellEnd"/>
-      <w:r>
-        <w:rPr>
-          <w:lang w:eastAsia="es-CO"/>
-        </w:rPr>
-        <w:t xml:space="preserve"> </w:t>
-      </w:r>
-      <w:proofErr w:type="spellStart"/>
-      <w:r>
-        <w:rPr>
-          <w:lang w:eastAsia="es-CO"/>
-        </w:rPr>
-        <w:t>Martinez</w:t>
-      </w:r>
-      <w:proofErr w:type="spellEnd"/>
-      <w:r>
-        <w:rPr>
-          <w:lang w:eastAsia="es-CO"/>
-        </w:rPr>
-        <w:t xml:space="preserve"> en su artículo “Hacia una comunicación efectiva y humanista en ámbitos de salud” reconoce la empatía como elemento fundamental en las relaciones interpersonales en la cotidianidad de los sistemas de salud.</w:t>
+        <w:t>Goleman (1995) considera la empatía como una habilidad social, desarrollada como la capacidad de reconocer sentimientos, necesidades, realidades e intereses de los demás. Autores como Haydé Martinez en su artículo “Hacia una comunicación efectiva y humanista en ámbitos de salud” reconoce la empatía como elemento fundamental en las relaciones interpersonales en la cotidianidad de los sistemas de salud.</w:t>
       </w:r>
     </w:p>
     <w:p>
@@ -4536,21 +4567,7 @@
         <w:rPr>
           <w:lang w:eastAsia="es-CO"/>
         </w:rPr>
-        <w:t xml:space="preserve">La interacción interpersonal entre el talento humano en salud, la </w:t>
-      </w:r>
-      <w:proofErr w:type="gramStart"/>
-      <w:r>
-        <w:rPr>
-          <w:lang w:eastAsia="es-CO"/>
-        </w:rPr>
-        <w:t>persona sujeto</w:t>
-      </w:r>
-      <w:proofErr w:type="gramEnd"/>
-      <w:r>
-        <w:rPr>
-          <w:lang w:eastAsia="es-CO"/>
-        </w:rPr>
-        <w:t xml:space="preserve"> de cuidado, su red de apoyo y la organización, se convierte en un elemento esencial para brindar una atención humanizada, basada en el respeto, la empatía y la dignidad humana.</w:t>
+        <w:t>La interacción interpersonal entre el talento humano en salud, la persona sujeto de cuidado, su red de apoyo y la organización, se convierte en un elemento esencial para brindar una atención humanizada, basada en el respeto, la empatía y la dignidad humana.</w:t>
       </w:r>
     </w:p>
     <w:p>
@@ -5183,21 +5200,7 @@
         <w:rPr>
           <w:lang w:eastAsia="es-CO"/>
         </w:rPr>
-        <w:t xml:space="preserve">Los siguientes se consideran procesos esenciales, basados en la perspectiva </w:t>
-      </w:r>
-      <w:proofErr w:type="spellStart"/>
-      <w:r>
-        <w:rPr>
-          <w:lang w:eastAsia="es-CO"/>
-        </w:rPr>
-        <w:t>rogeriana</w:t>
-      </w:r>
-      <w:proofErr w:type="spellEnd"/>
-      <w:r>
-        <w:rPr>
-          <w:lang w:eastAsia="es-CO"/>
-        </w:rPr>
-        <w:t>:</w:t>
+        <w:t>Los siguientes se consideran procesos esenciales, basados en la perspectiva rogeriana:</w:t>
       </w:r>
     </w:p>
     <w:p>
@@ -5358,21 +5361,7 @@
         <w:rPr>
           <w:lang w:eastAsia="es-CO"/>
         </w:rPr>
-        <w:t xml:space="preserve">Este contexto le permite al paciente explorar su propia forma de ser y su complejidad, </w:t>
-      </w:r>
-      <w:proofErr w:type="gramStart"/>
-      <w:r>
-        <w:rPr>
-          <w:lang w:eastAsia="es-CO"/>
-        </w:rPr>
-        <w:t>quien</w:t>
-      </w:r>
-      <w:proofErr w:type="gramEnd"/>
-      <w:r>
-        <w:rPr>
-          <w:lang w:eastAsia="es-CO"/>
-        </w:rPr>
-        <w:t xml:space="preserve"> dentro de un contexto de atención en salud, conoce mejor sus problemas, lo que le lastima y lo que le ayudaría a solucionar.</w:t>
+        <w:t>Este contexto le permite al paciente explorar su propia forma de ser y su complejidad, quien dentro de un contexto de atención en salud, conoce mejor sus problemas, lo que le lastima y lo que le ayudaría a solucionar.</w:t>
       </w:r>
     </w:p>
     <w:p>
@@ -6897,14 +6886,12 @@
         </w:rPr>
         <w:t xml:space="preserve">, plantea que la atención centrada en la persona es más que hospitalidad, ambiente saludable y </w:t>
       </w:r>
-      <w:proofErr w:type="spellStart"/>
       <w:r>
         <w:rPr>
           <w:rStyle w:val="Extranjerismo"/>
         </w:rPr>
         <w:t>confort</w:t>
       </w:r>
-      <w:proofErr w:type="spellEnd"/>
       <w:r>
         <w:rPr>
           <w:lang w:eastAsia="es-CO"/>
@@ -7459,7 +7446,7 @@
       </w:pPr>
       <w:bookmarkStart w:id="18" w:name="_Toc222915772"/>
       <w:r>
-        <w:t>Experiencias den Colombia</w:t>
+        <w:t>Experiencias de Colombia</w:t>
       </w:r>
       <w:bookmarkEnd w:id="18"/>
     </w:p>
@@ -7485,14 +7472,7 @@
         <w:rPr>
           <w:lang w:eastAsia="es-CO"/>
         </w:rPr>
-        <w:t xml:space="preserve">político, organizacional, social, económico, cultural, ético y </w:t>
-      </w:r>
-      <w:proofErr w:type="gramStart"/>
-      <w:r>
-        <w:rPr>
-          <w:lang w:eastAsia="es-CO"/>
-        </w:rPr>
-        <w:t>tecnológico</w:t>
+        <w:t>político, organizacional, social, económico, cultural, ético y tecnológico</w:t>
       </w:r>
       <w:r>
         <w:rPr>
@@ -7504,14 +7484,7 @@
         <w:rPr>
           <w:lang w:eastAsia="es-CO"/>
         </w:rPr>
-        <w:t xml:space="preserve"> y</w:t>
-      </w:r>
-      <w:proofErr w:type="gramEnd"/>
-      <w:r>
-        <w:rPr>
-          <w:lang w:eastAsia="es-CO"/>
-        </w:rPr>
-        <w:t>, en el ámbito institucional, se formalizan a través de lineamientos gerenciales, como las políticas de humanización que fortalecen la cultura organizacional. En este contexto, a continuación, se presentan experiencias desarrolladas en Colombia, en las que convergen estas características y se traducen en estrategias orientadas a la implementación de modelos de atención humanizada, centrados en la persona y en el reconocimiento de la dignidad humana:</w:t>
+        <w:t xml:space="preserve"> y, en el ámbito institucional, se formalizan a través de lineamientos gerenciales, como las políticas de humanización que fortalecen la cultura organizacional. En este contexto, a continuación, se presentan experiencias desarrolladas en Colombia, en las que convergen estas características y se traducen en estrategias orientadas a la implementación de modelos de atención humanizada, centrados en la persona y en el reconocimiento de la dignidad humana:</w:t>
       </w:r>
     </w:p>
     <w:p>
@@ -7937,7 +7910,7 @@
         <w:rPr>
           <w:lang w:eastAsia="es-CO"/>
         </w:rPr>
-        <w:t>e presenta una de las estrategias utilizadas para abordar el programa de humanización en una en una Empresa Social del Estado ubicada en La Mesa (Cundinamarca). El apoyo emocional como eje de abordaje.</w:t>
+        <w:t>e presenta una de las estrategias utilizadas para abordar el programa de humanización en una Empresa Social del Estado ubicada en La Mesa (Cundinamarca). El apoyo emocional como eje de abordaje.</w:t>
       </w:r>
     </w:p>
     <w:p>
@@ -8026,12 +7999,15 @@
           <w:b/>
         </w:rPr>
       </w:pPr>
-      <w:r>
-        <w:rPr>
-          <w:b/>
-        </w:rPr>
-        <w:t>Enlace de reproducción del video</w:t>
-      </w:r>
+      <w:hyperlink r:id="rId20" w:history="1">
+        <w:r>
+          <w:rPr>
+            <w:rStyle w:val="Hipervnculo"/>
+            <w:b/>
+          </w:rPr>
+          <w:t>Enlace de reproducción del video</w:t>
+        </w:r>
+      </w:hyperlink>
       <w:r>
         <w:t xml:space="preserve"> </w:t>
       </w:r>
@@ -8293,7 +8269,7 @@
                     </pic:cNvPicPr>
                   </pic:nvPicPr>
                   <pic:blipFill>
-                    <a:blip r:embed="rId20" cstate="print">
+                    <a:blip r:embed="rId21" cstate="print">
                       <a:extLst>
                         <a:ext uri="{28A0092B-C50C-407E-A947-70E740481C1C}">
                           <a14:useLocalDpi xmlns:a14="http://schemas.microsoft.com/office/drawing/2010/main" val="0"/>
@@ -8333,12 +8309,15 @@
           <w:b/>
         </w:rPr>
       </w:pPr>
-      <w:r>
-        <w:rPr>
-          <w:b/>
-        </w:rPr>
-        <w:t>Enlace de reproducción del video</w:t>
-      </w:r>
+      <w:hyperlink r:id="rId22" w:history="1">
+        <w:r>
+          <w:rPr>
+            <w:rStyle w:val="Hipervnculo"/>
+            <w:b/>
+          </w:rPr>
+          <w:t>Enlace de reproducción del video</w:t>
+        </w:r>
+      </w:hyperlink>
       <w:r>
         <w:t xml:space="preserve"> </w:t>
       </w:r>
@@ -8505,7 +8484,7 @@
                     </pic:cNvPicPr>
                   </pic:nvPicPr>
                   <pic:blipFill>
-                    <a:blip r:embed="rId21">
+                    <a:blip r:embed="rId23">
                       <a:extLst>
                         <a:ext uri="{28A0092B-C50C-407E-A947-70E740481C1C}">
                           <a14:useLocalDpi xmlns:a14="http://schemas.microsoft.com/office/drawing/2010/main" val="0"/>
@@ -8740,37 +8719,9 @@
         <w:rPr>
           <w:lang w:val="es-MX" w:eastAsia="es-CO"/>
         </w:rPr>
-        <w:t xml:space="preserve">Organización para la Excelencia de la Salud. (2017, 9 de junio). Atención Centrada en la Persona - Susan </w:t>
-      </w:r>
-      <w:proofErr w:type="spellStart"/>
-      <w:r>
-        <w:rPr>
-          <w:lang w:val="es-MX" w:eastAsia="es-CO"/>
-        </w:rPr>
-        <w:t>Frampton</w:t>
-      </w:r>
-      <w:proofErr w:type="spellEnd"/>
-      <w:r>
-        <w:rPr>
-          <w:lang w:val="es-MX" w:eastAsia="es-CO"/>
-        </w:rPr>
-        <w:t xml:space="preserve"> | </w:t>
-      </w:r>
-      <w:proofErr w:type="spellStart"/>
-      <w:r>
-        <w:rPr>
-          <w:lang w:val="es-MX" w:eastAsia="es-CO"/>
-        </w:rPr>
-        <w:t>Planetree</w:t>
-      </w:r>
-      <w:proofErr w:type="spellEnd"/>
-      <w:r>
-        <w:rPr>
-          <w:lang w:val="es-MX" w:eastAsia="es-CO"/>
-        </w:rPr>
-        <w:t xml:space="preserve">. [Video] YouTube. </w:t>
-      </w:r>
-      <w:hyperlink r:id="rId22" w:history="1">
+        <w:t xml:space="preserve">Organización para la Excelencia de la Salud. (2017, 9 de junio). Atención Centrada en la Persona - Susan Frampton | Planetree. [Video] YouTube. </w:t>
+      </w:r>
+      <w:hyperlink r:id="rId24" w:history="1">
         <w:r>
           <w:rPr>
             <w:rStyle w:val="Hipervnculo"/>
@@ -8786,49 +8737,13 @@
           <w:lang w:val="es-MX" w:eastAsia="es-CO"/>
         </w:rPr>
       </w:pPr>
-      <w:proofErr w:type="spellStart"/>
       <w:r>
         <w:rPr>
           <w:lang w:val="es-MX" w:eastAsia="es-CO"/>
         </w:rPr>
-        <w:t>Phono</w:t>
-      </w:r>
-      <w:proofErr w:type="spellEnd"/>
-      <w:r>
-        <w:rPr>
-          <w:lang w:val="es-MX" w:eastAsia="es-CO"/>
-        </w:rPr>
-        <w:t xml:space="preserve"> </w:t>
-      </w:r>
-      <w:proofErr w:type="spellStart"/>
-      <w:r>
-        <w:rPr>
-          <w:lang w:val="es-MX" w:eastAsia="es-CO"/>
-        </w:rPr>
-        <w:t>critical</w:t>
-      </w:r>
-      <w:proofErr w:type="spellEnd"/>
-      <w:r>
-        <w:rPr>
-          <w:lang w:val="es-MX" w:eastAsia="es-CO"/>
-        </w:rPr>
-        <w:t xml:space="preserve"> </w:t>
-      </w:r>
-      <w:proofErr w:type="spellStart"/>
-      <w:r>
-        <w:rPr>
-          <w:lang w:val="es-MX" w:eastAsia="es-CO"/>
-        </w:rPr>
-        <w:t>care</w:t>
-      </w:r>
-      <w:proofErr w:type="spellEnd"/>
-      <w:r>
-        <w:rPr>
-          <w:lang w:val="es-MX" w:eastAsia="es-CO"/>
-        </w:rPr>
-        <w:t xml:space="preserve">. (2020, 30 de agosto). Humanización de los servicios de salud en tiempos de Covid-19. [Video] YouTube. </w:t>
-      </w:r>
-      <w:hyperlink r:id="rId23" w:history="1">
+        <w:t xml:space="preserve">Phono critical care. (2020, 30 de agosto). Humanización de los servicios de salud en tiempos de Covid-19. [Video] YouTube. </w:t>
+      </w:r>
+      <w:hyperlink r:id="rId25" w:history="1">
         <w:r>
           <w:rPr>
             <w:rStyle w:val="Hipervnculo"/>
@@ -8848,212 +8763,22 @@
         <w:rPr>
           <w:lang w:val="es-MX" w:eastAsia="es-CO"/>
         </w:rPr>
-        <w:t>Rogers, C. R. (1951). Client-</w:t>
-      </w:r>
-      <w:proofErr w:type="spellStart"/>
-      <w:r>
+        <w:t>Rogers, C. R. (1951). Client-centered therapy: Its current practice, implications, and theory. Boston: Houghton Mifflin.</w:t>
+      </w:r>
+    </w:p>
+    <w:p>
+      <w:pPr>
         <w:rPr>
           <w:lang w:val="es-MX" w:eastAsia="es-CO"/>
         </w:rPr>
-        <w:t>centered</w:t>
-      </w:r>
-      <w:proofErr w:type="spellEnd"/>
+      </w:pPr>
       <w:r>
         <w:rPr>
           <w:lang w:val="es-MX" w:eastAsia="es-CO"/>
         </w:rPr>
-        <w:t xml:space="preserve"> </w:t>
-      </w:r>
-      <w:proofErr w:type="spellStart"/>
-      <w:r>
-        <w:rPr>
-          <w:lang w:val="es-MX" w:eastAsia="es-CO"/>
-        </w:rPr>
-        <w:t>therapy</w:t>
-      </w:r>
-      <w:proofErr w:type="spellEnd"/>
-      <w:r>
-        <w:rPr>
-          <w:lang w:val="es-MX" w:eastAsia="es-CO"/>
-        </w:rPr>
-        <w:t xml:space="preserve">: </w:t>
-      </w:r>
-      <w:proofErr w:type="spellStart"/>
-      <w:r>
-        <w:rPr>
-          <w:lang w:val="es-MX" w:eastAsia="es-CO"/>
-        </w:rPr>
-        <w:t>Its</w:t>
-      </w:r>
-      <w:proofErr w:type="spellEnd"/>
-      <w:r>
-        <w:rPr>
-          <w:lang w:val="es-MX" w:eastAsia="es-CO"/>
-        </w:rPr>
-        <w:t xml:space="preserve"> </w:t>
-      </w:r>
-      <w:proofErr w:type="spellStart"/>
-      <w:r>
-        <w:rPr>
-          <w:lang w:val="es-MX" w:eastAsia="es-CO"/>
-        </w:rPr>
-        <w:t>current</w:t>
-      </w:r>
-      <w:proofErr w:type="spellEnd"/>
-      <w:r>
-        <w:rPr>
-          <w:lang w:val="es-MX" w:eastAsia="es-CO"/>
-        </w:rPr>
-        <w:t xml:space="preserve"> </w:t>
-      </w:r>
-      <w:proofErr w:type="spellStart"/>
-      <w:r>
-        <w:rPr>
-          <w:lang w:val="es-MX" w:eastAsia="es-CO"/>
-        </w:rPr>
-        <w:t>practice</w:t>
-      </w:r>
-      <w:proofErr w:type="spellEnd"/>
-      <w:r>
-        <w:rPr>
-          <w:lang w:val="es-MX" w:eastAsia="es-CO"/>
-        </w:rPr>
-        <w:t xml:space="preserve">, </w:t>
-      </w:r>
-      <w:proofErr w:type="spellStart"/>
-      <w:r>
-        <w:rPr>
-          <w:lang w:val="es-MX" w:eastAsia="es-CO"/>
-        </w:rPr>
-        <w:t>implications</w:t>
-      </w:r>
-      <w:proofErr w:type="spellEnd"/>
-      <w:r>
-        <w:rPr>
-          <w:lang w:val="es-MX" w:eastAsia="es-CO"/>
-        </w:rPr>
-        <w:t xml:space="preserve">, and </w:t>
-      </w:r>
-      <w:proofErr w:type="spellStart"/>
-      <w:r>
-        <w:rPr>
-          <w:lang w:val="es-MX" w:eastAsia="es-CO"/>
-        </w:rPr>
-        <w:t>theory</w:t>
-      </w:r>
-      <w:proofErr w:type="spellEnd"/>
-      <w:r>
-        <w:rPr>
-          <w:lang w:val="es-MX" w:eastAsia="es-CO"/>
-        </w:rPr>
-        <w:t xml:space="preserve">. Boston: Houghton </w:t>
-      </w:r>
-      <w:proofErr w:type="spellStart"/>
-      <w:r>
-        <w:rPr>
-          <w:lang w:val="es-MX" w:eastAsia="es-CO"/>
-        </w:rPr>
-        <w:t>Mifflin</w:t>
-      </w:r>
-      <w:proofErr w:type="spellEnd"/>
-      <w:r>
-        <w:rPr>
-          <w:lang w:val="es-MX" w:eastAsia="es-CO"/>
-        </w:rPr>
-        <w:t>.</w:t>
-      </w:r>
-    </w:p>
-    <w:p>
-      <w:pPr>
-        <w:rPr>
-          <w:lang w:val="es-MX" w:eastAsia="es-CO"/>
-        </w:rPr>
-      </w:pPr>
-      <w:proofErr w:type="spellStart"/>
-      <w:r>
-        <w:rPr>
-          <w:lang w:val="es-MX" w:eastAsia="es-CO"/>
-        </w:rPr>
-        <w:t>The</w:t>
-      </w:r>
-      <w:proofErr w:type="spellEnd"/>
-      <w:r>
-        <w:rPr>
-          <w:lang w:val="es-MX" w:eastAsia="es-CO"/>
-        </w:rPr>
-        <w:t xml:space="preserve"> </w:t>
-      </w:r>
-      <w:proofErr w:type="spellStart"/>
-      <w:r>
-        <w:rPr>
-          <w:lang w:val="es-MX" w:eastAsia="es-CO"/>
-        </w:rPr>
-        <w:t>Health</w:t>
-      </w:r>
-      <w:proofErr w:type="spellEnd"/>
-      <w:r>
-        <w:rPr>
-          <w:lang w:val="es-MX" w:eastAsia="es-CO"/>
-        </w:rPr>
-        <w:t xml:space="preserve"> </w:t>
-      </w:r>
-      <w:proofErr w:type="spellStart"/>
-      <w:r>
-        <w:rPr>
-          <w:lang w:val="es-MX" w:eastAsia="es-CO"/>
-        </w:rPr>
-        <w:t>Foundation</w:t>
-      </w:r>
-      <w:proofErr w:type="spellEnd"/>
-      <w:r>
-        <w:rPr>
-          <w:lang w:val="es-MX" w:eastAsia="es-CO"/>
-        </w:rPr>
-        <w:t xml:space="preserve">. (2015, 2 de febrero). </w:t>
-      </w:r>
-      <w:proofErr w:type="spellStart"/>
-      <w:r>
-        <w:rPr>
-          <w:lang w:val="es-MX" w:eastAsia="es-CO"/>
-        </w:rPr>
-        <w:t>Person-centred</w:t>
-      </w:r>
-      <w:proofErr w:type="spellEnd"/>
-      <w:r>
-        <w:rPr>
-          <w:lang w:val="es-MX" w:eastAsia="es-CO"/>
-        </w:rPr>
-        <w:t xml:space="preserve"> </w:t>
-      </w:r>
-      <w:proofErr w:type="spellStart"/>
-      <w:r>
-        <w:rPr>
-          <w:lang w:val="es-MX" w:eastAsia="es-CO"/>
-        </w:rPr>
-        <w:t>care</w:t>
-      </w:r>
-      <w:proofErr w:type="spellEnd"/>
-      <w:r>
-        <w:rPr>
-          <w:lang w:val="es-MX" w:eastAsia="es-CO"/>
-        </w:rPr>
-        <w:t xml:space="preserve"> </w:t>
-      </w:r>
-      <w:proofErr w:type="spellStart"/>
-      <w:r>
-        <w:rPr>
-          <w:lang w:val="es-MX" w:eastAsia="es-CO"/>
-        </w:rPr>
-        <w:t>made</w:t>
-      </w:r>
-      <w:proofErr w:type="spellEnd"/>
-      <w:r>
-        <w:rPr>
-          <w:lang w:val="es-MX" w:eastAsia="es-CO"/>
-        </w:rPr>
-        <w:t xml:space="preserve"> simple. [Video] YouTube. </w:t>
-      </w:r>
-      <w:hyperlink r:id="rId24" w:history="1">
+        <w:t xml:space="preserve">The Health Foundation. (2015, 2 de febrero). Person-centred care made simple. [Video] YouTube. </w:t>
+      </w:r>
+      <w:hyperlink r:id="rId26" w:history="1">
         <w:r>
           <w:rPr>
             <w:rStyle w:val="Hipervnculo"/>
@@ -9083,547 +8808,39 @@
           <w:lang w:val="es-MX" w:eastAsia="es-CO"/>
         </w:rPr>
       </w:pPr>
-      <w:proofErr w:type="spellStart"/>
       <w:r>
         <w:rPr>
           <w:lang w:val="es-MX" w:eastAsia="es-CO"/>
         </w:rPr>
-        <w:t>World</w:t>
-      </w:r>
-      <w:proofErr w:type="spellEnd"/>
-      <w:r>
+        <w:t>World Health Organization (WHO). (2015). Global Strategy on People Centered and Integrated Health Services. Interim report.</w:t>
+      </w:r>
+    </w:p>
+    <w:p>
+      <w:pPr>
         <w:rPr>
           <w:lang w:val="es-MX" w:eastAsia="es-CO"/>
         </w:rPr>
-        <w:t xml:space="preserve"> </w:t>
-      </w:r>
-      <w:proofErr w:type="spellStart"/>
+      </w:pPr>
       <w:r>
         <w:rPr>
           <w:lang w:val="es-MX" w:eastAsia="es-CO"/>
         </w:rPr>
-        <w:t>Health</w:t>
-      </w:r>
-      <w:proofErr w:type="spellEnd"/>
-      <w:r>
+        <w:t xml:space="preserve">World Health Organization (WHO). 2015 Global Strategy on People Centered and Integrated Health Services 2016-2026. Executive Summary, Placing people and communities at the centre of health services. </w:t>
+      </w:r>
+    </w:p>
+    <w:p>
+      <w:pPr>
         <w:rPr>
           <w:lang w:val="es-MX" w:eastAsia="es-CO"/>
         </w:rPr>
-        <w:t xml:space="preserve"> </w:t>
-      </w:r>
-      <w:proofErr w:type="spellStart"/>
+      </w:pPr>
       <w:r>
         <w:rPr>
           <w:lang w:val="es-MX" w:eastAsia="es-CO"/>
         </w:rPr>
-        <w:t>Organization</w:t>
-      </w:r>
-      <w:proofErr w:type="spellEnd"/>
-      <w:r>
-        <w:rPr>
-          <w:lang w:val="es-MX" w:eastAsia="es-CO"/>
-        </w:rPr>
-        <w:t xml:space="preserve"> (WHO). (2015). Global </w:t>
-      </w:r>
-      <w:proofErr w:type="spellStart"/>
-      <w:r>
-        <w:rPr>
-          <w:lang w:val="es-MX" w:eastAsia="es-CO"/>
-        </w:rPr>
-        <w:t>Strategy</w:t>
-      </w:r>
-      <w:proofErr w:type="spellEnd"/>
-      <w:r>
-        <w:rPr>
-          <w:lang w:val="es-MX" w:eastAsia="es-CO"/>
-        </w:rPr>
-        <w:t xml:space="preserve"> </w:t>
-      </w:r>
-      <w:proofErr w:type="spellStart"/>
-      <w:r>
-        <w:rPr>
-          <w:lang w:val="es-MX" w:eastAsia="es-CO"/>
-        </w:rPr>
-        <w:t>on</w:t>
-      </w:r>
-      <w:proofErr w:type="spellEnd"/>
-      <w:r>
-        <w:rPr>
-          <w:lang w:val="es-MX" w:eastAsia="es-CO"/>
-        </w:rPr>
-        <w:t xml:space="preserve"> People </w:t>
-      </w:r>
-      <w:proofErr w:type="spellStart"/>
-      <w:r>
-        <w:rPr>
-          <w:lang w:val="es-MX" w:eastAsia="es-CO"/>
-        </w:rPr>
-        <w:t>Centered</w:t>
-      </w:r>
-      <w:proofErr w:type="spellEnd"/>
-      <w:r>
-        <w:rPr>
-          <w:lang w:val="es-MX" w:eastAsia="es-CO"/>
-        </w:rPr>
-        <w:t xml:space="preserve"> and </w:t>
-      </w:r>
-      <w:proofErr w:type="spellStart"/>
-      <w:r>
-        <w:rPr>
-          <w:lang w:val="es-MX" w:eastAsia="es-CO"/>
-        </w:rPr>
-        <w:t>Integrated</w:t>
-      </w:r>
-      <w:proofErr w:type="spellEnd"/>
-      <w:r>
-        <w:rPr>
-          <w:lang w:val="es-MX" w:eastAsia="es-CO"/>
-        </w:rPr>
-        <w:t xml:space="preserve"> </w:t>
-      </w:r>
-      <w:proofErr w:type="spellStart"/>
-      <w:r>
-        <w:rPr>
-          <w:lang w:val="es-MX" w:eastAsia="es-CO"/>
-        </w:rPr>
-        <w:t>Health</w:t>
-      </w:r>
-      <w:proofErr w:type="spellEnd"/>
-      <w:r>
-        <w:rPr>
-          <w:lang w:val="es-MX" w:eastAsia="es-CO"/>
-        </w:rPr>
-        <w:t xml:space="preserve"> </w:t>
-      </w:r>
-      <w:proofErr w:type="spellStart"/>
-      <w:r>
-        <w:rPr>
-          <w:lang w:val="es-MX" w:eastAsia="es-CO"/>
-        </w:rPr>
-        <w:t>Services</w:t>
-      </w:r>
-      <w:proofErr w:type="spellEnd"/>
-      <w:r>
-        <w:rPr>
-          <w:lang w:val="es-MX" w:eastAsia="es-CO"/>
-        </w:rPr>
-        <w:t xml:space="preserve">. </w:t>
-      </w:r>
-      <w:proofErr w:type="spellStart"/>
-      <w:r>
-        <w:rPr>
-          <w:lang w:val="es-MX" w:eastAsia="es-CO"/>
-        </w:rPr>
-        <w:t>Interim</w:t>
-      </w:r>
-      <w:proofErr w:type="spellEnd"/>
-      <w:r>
-        <w:rPr>
-          <w:lang w:val="es-MX" w:eastAsia="es-CO"/>
-        </w:rPr>
-        <w:t xml:space="preserve"> </w:t>
-      </w:r>
-      <w:proofErr w:type="spellStart"/>
-      <w:r>
-        <w:rPr>
-          <w:lang w:val="es-MX" w:eastAsia="es-CO"/>
-        </w:rPr>
-        <w:t>report</w:t>
-      </w:r>
-      <w:proofErr w:type="spellEnd"/>
-      <w:r>
-        <w:rPr>
-          <w:lang w:val="es-MX" w:eastAsia="es-CO"/>
-        </w:rPr>
-        <w:t>.</w:t>
-      </w:r>
-    </w:p>
-    <w:p>
-      <w:pPr>
-        <w:rPr>
-          <w:lang w:val="es-MX" w:eastAsia="es-CO"/>
-        </w:rPr>
-      </w:pPr>
-      <w:proofErr w:type="spellStart"/>
-      <w:r>
-        <w:rPr>
-          <w:lang w:val="es-MX" w:eastAsia="es-CO"/>
-        </w:rPr>
-        <w:t>World</w:t>
-      </w:r>
-      <w:proofErr w:type="spellEnd"/>
-      <w:r>
-        <w:rPr>
-          <w:lang w:val="es-MX" w:eastAsia="es-CO"/>
-        </w:rPr>
-        <w:t xml:space="preserve"> </w:t>
-      </w:r>
-      <w:proofErr w:type="spellStart"/>
-      <w:r>
-        <w:rPr>
-          <w:lang w:val="es-MX" w:eastAsia="es-CO"/>
-        </w:rPr>
-        <w:t>Health</w:t>
-      </w:r>
-      <w:proofErr w:type="spellEnd"/>
-      <w:r>
-        <w:rPr>
-          <w:lang w:val="es-MX" w:eastAsia="es-CO"/>
-        </w:rPr>
-        <w:t xml:space="preserve"> </w:t>
-      </w:r>
-      <w:proofErr w:type="spellStart"/>
-      <w:r>
-        <w:rPr>
-          <w:lang w:val="es-MX" w:eastAsia="es-CO"/>
-        </w:rPr>
-        <w:t>Organization</w:t>
-      </w:r>
-      <w:proofErr w:type="spellEnd"/>
-      <w:r>
-        <w:rPr>
-          <w:lang w:val="es-MX" w:eastAsia="es-CO"/>
-        </w:rPr>
-        <w:t xml:space="preserve"> (WHO). 2015 </w:t>
-      </w:r>
-      <w:proofErr w:type="gramStart"/>
-      <w:r>
-        <w:rPr>
-          <w:lang w:val="es-MX" w:eastAsia="es-CO"/>
-        </w:rPr>
-        <w:t>Global</w:t>
-      </w:r>
-      <w:proofErr w:type="gramEnd"/>
-      <w:r>
-        <w:rPr>
-          <w:lang w:val="es-MX" w:eastAsia="es-CO"/>
-        </w:rPr>
-        <w:t xml:space="preserve"> </w:t>
-      </w:r>
-      <w:proofErr w:type="spellStart"/>
-      <w:r>
-        <w:rPr>
-          <w:lang w:val="es-MX" w:eastAsia="es-CO"/>
-        </w:rPr>
-        <w:t>Strategy</w:t>
-      </w:r>
-      <w:proofErr w:type="spellEnd"/>
-      <w:r>
-        <w:rPr>
-          <w:lang w:val="es-MX" w:eastAsia="es-CO"/>
-        </w:rPr>
-        <w:t xml:space="preserve"> </w:t>
-      </w:r>
-      <w:proofErr w:type="spellStart"/>
-      <w:r>
-        <w:rPr>
-          <w:lang w:val="es-MX" w:eastAsia="es-CO"/>
-        </w:rPr>
-        <w:t>on</w:t>
-      </w:r>
-      <w:proofErr w:type="spellEnd"/>
-      <w:r>
-        <w:rPr>
-          <w:lang w:val="es-MX" w:eastAsia="es-CO"/>
-        </w:rPr>
-        <w:t xml:space="preserve"> People </w:t>
-      </w:r>
-      <w:proofErr w:type="spellStart"/>
-      <w:r>
-        <w:rPr>
-          <w:lang w:val="es-MX" w:eastAsia="es-CO"/>
-        </w:rPr>
-        <w:t>Centered</w:t>
-      </w:r>
-      <w:proofErr w:type="spellEnd"/>
-      <w:r>
-        <w:rPr>
-          <w:lang w:val="es-MX" w:eastAsia="es-CO"/>
-        </w:rPr>
-        <w:t xml:space="preserve"> and </w:t>
-      </w:r>
-      <w:proofErr w:type="spellStart"/>
-      <w:r>
-        <w:rPr>
-          <w:lang w:val="es-MX" w:eastAsia="es-CO"/>
-        </w:rPr>
-        <w:t>Integrated</w:t>
-      </w:r>
-      <w:proofErr w:type="spellEnd"/>
-      <w:r>
-        <w:rPr>
-          <w:lang w:val="es-MX" w:eastAsia="es-CO"/>
-        </w:rPr>
-        <w:t xml:space="preserve"> </w:t>
-      </w:r>
-      <w:proofErr w:type="spellStart"/>
-      <w:r>
-        <w:rPr>
-          <w:lang w:val="es-MX" w:eastAsia="es-CO"/>
-        </w:rPr>
-        <w:t>Health</w:t>
-      </w:r>
-      <w:proofErr w:type="spellEnd"/>
-      <w:r>
-        <w:rPr>
-          <w:lang w:val="es-MX" w:eastAsia="es-CO"/>
-        </w:rPr>
-        <w:t xml:space="preserve"> </w:t>
-      </w:r>
-      <w:proofErr w:type="spellStart"/>
-      <w:r>
-        <w:rPr>
-          <w:lang w:val="es-MX" w:eastAsia="es-CO"/>
-        </w:rPr>
-        <w:t>Services</w:t>
-      </w:r>
-      <w:proofErr w:type="spellEnd"/>
-      <w:r>
-        <w:rPr>
-          <w:lang w:val="es-MX" w:eastAsia="es-CO"/>
-        </w:rPr>
-        <w:t xml:space="preserve"> 2016-2026. </w:t>
-      </w:r>
-      <w:proofErr w:type="spellStart"/>
-      <w:r>
-        <w:rPr>
-          <w:lang w:val="es-MX" w:eastAsia="es-CO"/>
-        </w:rPr>
-        <w:t>Executive</w:t>
-      </w:r>
-      <w:proofErr w:type="spellEnd"/>
-      <w:r>
-        <w:rPr>
-          <w:lang w:val="es-MX" w:eastAsia="es-CO"/>
-        </w:rPr>
-        <w:t xml:space="preserve"> </w:t>
-      </w:r>
-      <w:proofErr w:type="spellStart"/>
-      <w:r>
-        <w:rPr>
-          <w:lang w:val="es-MX" w:eastAsia="es-CO"/>
-        </w:rPr>
-        <w:t>Summary</w:t>
-      </w:r>
-      <w:proofErr w:type="spellEnd"/>
-      <w:r>
-        <w:rPr>
-          <w:lang w:val="es-MX" w:eastAsia="es-CO"/>
-        </w:rPr>
-        <w:t xml:space="preserve">, </w:t>
-      </w:r>
-      <w:proofErr w:type="spellStart"/>
-      <w:r>
-        <w:rPr>
-          <w:lang w:val="es-MX" w:eastAsia="es-CO"/>
-        </w:rPr>
-        <w:t>Placing</w:t>
-      </w:r>
-      <w:proofErr w:type="spellEnd"/>
-      <w:r>
-        <w:rPr>
-          <w:lang w:val="es-MX" w:eastAsia="es-CO"/>
-        </w:rPr>
-        <w:t xml:space="preserve"> </w:t>
-      </w:r>
-      <w:proofErr w:type="spellStart"/>
-      <w:r>
-        <w:rPr>
-          <w:lang w:val="es-MX" w:eastAsia="es-CO"/>
-        </w:rPr>
-        <w:t>people</w:t>
-      </w:r>
-      <w:proofErr w:type="spellEnd"/>
-      <w:r>
-        <w:rPr>
-          <w:lang w:val="es-MX" w:eastAsia="es-CO"/>
-        </w:rPr>
-        <w:t xml:space="preserve"> and </w:t>
-      </w:r>
-      <w:proofErr w:type="spellStart"/>
-      <w:r>
-        <w:rPr>
-          <w:lang w:val="es-MX" w:eastAsia="es-CO"/>
-        </w:rPr>
-        <w:t>communities</w:t>
-      </w:r>
-      <w:proofErr w:type="spellEnd"/>
-      <w:r>
-        <w:rPr>
-          <w:lang w:val="es-MX" w:eastAsia="es-CO"/>
-        </w:rPr>
-        <w:t xml:space="preserve"> at </w:t>
-      </w:r>
-      <w:proofErr w:type="spellStart"/>
-      <w:r>
-        <w:rPr>
-          <w:lang w:val="es-MX" w:eastAsia="es-CO"/>
-        </w:rPr>
-        <w:t>the</w:t>
-      </w:r>
-      <w:proofErr w:type="spellEnd"/>
-      <w:r>
-        <w:rPr>
-          <w:lang w:val="es-MX" w:eastAsia="es-CO"/>
-        </w:rPr>
-        <w:t xml:space="preserve"> centre </w:t>
-      </w:r>
-      <w:proofErr w:type="spellStart"/>
-      <w:r>
-        <w:rPr>
-          <w:lang w:val="es-MX" w:eastAsia="es-CO"/>
-        </w:rPr>
-        <w:t>of</w:t>
-      </w:r>
-      <w:proofErr w:type="spellEnd"/>
-      <w:r>
-        <w:rPr>
-          <w:lang w:val="es-MX" w:eastAsia="es-CO"/>
-        </w:rPr>
-        <w:t xml:space="preserve"> </w:t>
-      </w:r>
-      <w:proofErr w:type="spellStart"/>
-      <w:r>
-        <w:rPr>
-          <w:lang w:val="es-MX" w:eastAsia="es-CO"/>
-        </w:rPr>
-        <w:t>health</w:t>
-      </w:r>
-      <w:proofErr w:type="spellEnd"/>
-      <w:r>
-        <w:rPr>
-          <w:lang w:val="es-MX" w:eastAsia="es-CO"/>
-        </w:rPr>
-        <w:t xml:space="preserve"> </w:t>
-      </w:r>
-      <w:proofErr w:type="spellStart"/>
-      <w:r>
-        <w:rPr>
-          <w:lang w:val="es-MX" w:eastAsia="es-CO"/>
-        </w:rPr>
-        <w:t>services</w:t>
-      </w:r>
-      <w:proofErr w:type="spellEnd"/>
-      <w:r>
-        <w:rPr>
-          <w:lang w:val="es-MX" w:eastAsia="es-CO"/>
-        </w:rPr>
-        <w:t xml:space="preserve">. </w:t>
-      </w:r>
-    </w:p>
-    <w:p>
-      <w:pPr>
-        <w:rPr>
-          <w:lang w:val="es-MX" w:eastAsia="es-CO"/>
-        </w:rPr>
-      </w:pPr>
-      <w:proofErr w:type="spellStart"/>
-      <w:r>
-        <w:rPr>
-          <w:lang w:val="es-MX" w:eastAsia="es-CO"/>
-        </w:rPr>
-        <w:t>World</w:t>
-      </w:r>
-      <w:proofErr w:type="spellEnd"/>
-      <w:r>
-        <w:rPr>
-          <w:lang w:val="es-MX" w:eastAsia="es-CO"/>
-        </w:rPr>
-        <w:t xml:space="preserve"> </w:t>
-      </w:r>
-      <w:proofErr w:type="spellStart"/>
-      <w:r>
-        <w:rPr>
-          <w:lang w:val="es-MX" w:eastAsia="es-CO"/>
-        </w:rPr>
-        <w:t>Health</w:t>
-      </w:r>
-      <w:proofErr w:type="spellEnd"/>
-      <w:r>
-        <w:rPr>
-          <w:lang w:val="es-MX" w:eastAsia="es-CO"/>
-        </w:rPr>
-        <w:t xml:space="preserve"> </w:t>
-      </w:r>
-      <w:proofErr w:type="spellStart"/>
-      <w:r>
-        <w:rPr>
-          <w:lang w:val="es-MX" w:eastAsia="es-CO"/>
-        </w:rPr>
-        <w:t>Organization</w:t>
-      </w:r>
-      <w:proofErr w:type="spellEnd"/>
-      <w:r>
-        <w:rPr>
-          <w:lang w:val="es-MX" w:eastAsia="es-CO"/>
-        </w:rPr>
-        <w:t xml:space="preserve"> (WHO). (2017, 21 de julio). WHO: </w:t>
-      </w:r>
-      <w:proofErr w:type="spellStart"/>
-      <w:proofErr w:type="gramStart"/>
-      <w:r>
-        <w:rPr>
-          <w:lang w:val="es-MX" w:eastAsia="es-CO"/>
-        </w:rPr>
-        <w:t>What</w:t>
-      </w:r>
-      <w:proofErr w:type="spellEnd"/>
-      <w:r>
-        <w:rPr>
-          <w:lang w:val="es-MX" w:eastAsia="es-CO"/>
-        </w:rPr>
-        <w:t xml:space="preserve"> </w:t>
-      </w:r>
-      <w:proofErr w:type="spellStart"/>
-      <w:r>
-        <w:rPr>
-          <w:lang w:val="es-MX" w:eastAsia="es-CO"/>
-        </w:rPr>
-        <w:t>is</w:t>
-      </w:r>
-      <w:proofErr w:type="spellEnd"/>
-      <w:r>
-        <w:rPr>
-          <w:lang w:val="es-MX" w:eastAsia="es-CO"/>
-        </w:rPr>
-        <w:t xml:space="preserve"> </w:t>
-      </w:r>
-      <w:proofErr w:type="spellStart"/>
-      <w:r>
-        <w:rPr>
-          <w:lang w:val="es-MX" w:eastAsia="es-CO"/>
-        </w:rPr>
-        <w:t>people-centred</w:t>
-      </w:r>
-      <w:proofErr w:type="spellEnd"/>
-      <w:r>
-        <w:rPr>
-          <w:lang w:val="es-MX" w:eastAsia="es-CO"/>
-        </w:rPr>
-        <w:t xml:space="preserve"> </w:t>
-      </w:r>
-      <w:proofErr w:type="spellStart"/>
-      <w:r>
-        <w:rPr>
-          <w:lang w:val="es-MX" w:eastAsia="es-CO"/>
-        </w:rPr>
-        <w:t>care</w:t>
-      </w:r>
-      <w:proofErr w:type="spellEnd"/>
-      <w:r>
-        <w:rPr>
-          <w:lang w:val="es-MX" w:eastAsia="es-CO"/>
-        </w:rPr>
-        <w:t>?</w:t>
-      </w:r>
-      <w:proofErr w:type="gramEnd"/>
-      <w:r>
-        <w:rPr>
-          <w:lang w:val="es-MX" w:eastAsia="es-CO"/>
-        </w:rPr>
-        <w:t xml:space="preserve"> [Video] YouTube. </w:t>
-      </w:r>
-      <w:hyperlink r:id="rId25" w:history="1">
+        <w:t xml:space="preserve">World Health Organization (WHO). (2017, 21 de julio). WHO: What is people-centred care? [Video] YouTube. </w:t>
+      </w:r>
+      <w:hyperlink r:id="rId27" w:history="1">
         <w:r>
           <w:rPr>
             <w:rStyle w:val="Hipervnculo"/>
@@ -9819,15 +9036,7 @@
               <w:ind w:firstLine="0"/>
             </w:pPr>
             <w:r>
-              <w:t xml:space="preserve">Diana Rocío </w:t>
-            </w:r>
-            <w:proofErr w:type="spellStart"/>
-            <w:r>
-              <w:t>Possos</w:t>
-            </w:r>
-            <w:proofErr w:type="spellEnd"/>
-            <w:r>
-              <w:t xml:space="preserve"> Beltrán</w:t>
+              <w:t>Diana Rocío Possos Beltrán</w:t>
             </w:r>
           </w:p>
         </w:tc>
@@ -10008,15 +9217,7 @@
               <w:ind w:firstLine="0"/>
             </w:pPr>
             <w:r>
-              <w:t xml:space="preserve">Oscar </w:t>
-            </w:r>
-            <w:proofErr w:type="spellStart"/>
-            <w:r>
-              <w:t>Ivan</w:t>
-            </w:r>
-            <w:proofErr w:type="spellEnd"/>
-            <w:r>
-              <w:t xml:space="preserve"> Uribe Ortiz</w:t>
+              <w:t>Oscar Ivan Uribe Ortiz</w:t>
             </w:r>
           </w:p>
         </w:tc>
@@ -10106,14 +9307,9 @@
             <w:pPr>
               <w:ind w:firstLine="0"/>
             </w:pPr>
-            <w:proofErr w:type="spellStart"/>
             <w:r>
               <w:lastRenderedPageBreak/>
-              <w:t>Veimar</w:t>
-            </w:r>
-            <w:proofErr w:type="spellEnd"/>
-            <w:r>
-              <w:t xml:space="preserve"> Celis Meléndez</w:t>
+              <w:t>Veimar Celis Meléndez</w:t>
             </w:r>
           </w:p>
         </w:tc>
@@ -10164,13 +9360,8 @@
               <w:ind w:firstLine="0"/>
             </w:pPr>
             <w:r>
-              <w:t xml:space="preserve">Ernesto Navarro </w:t>
+              <w:t>Ernesto Navarro Jaimes</w:t>
             </w:r>
-            <w:proofErr w:type="spellStart"/>
-            <w:r>
-              <w:t>Jaimes</w:t>
-            </w:r>
-            <w:proofErr w:type="spellEnd"/>
           </w:p>
         </w:tc>
         <w:tc>
@@ -10316,8 +9507,8 @@
       </w:pPr>
     </w:p>
     <w:sectPr>
-      <w:headerReference w:type="default" r:id="rId26"/>
-      <w:footerReference w:type="default" r:id="rId27"/>
+      <w:headerReference w:type="default" r:id="rId28"/>
+      <w:footerReference w:type="default" r:id="rId29"/>
       <w:pgSz w:w="12240" w:h="15840"/>
       <w:pgMar w:top="1701" w:right="1134" w:bottom="1134" w:left="1134" w:header="709" w:footer="737" w:gutter="0"/>
       <w:pgNumType w:start="1"/>
@@ -16359,8 +15550,8 @@
 </file>
 
 <file path=customXml/item2.xml><?xml version="1.0" encoding="utf-8"?>
-<ct:contentTypeSchema xmlns:ct="http://schemas.microsoft.com/office/2006/metadata/contentType" xmlns:ma="http://schemas.microsoft.com/office/2006/metadata/properties/metaAttributes" ct:_="" ma:_="" ma:contentTypeName="Documento" ma:contentTypeID="0x0101006A81D6BD42E8DF4C91013959704817E1" ma:contentTypeVersion="14" ma:contentTypeDescription="Crear nuevo documento." ma:contentTypeScope="" ma:versionID="cd14e03e9fc6eb087109c39a3de1a2a7">
-  <xsd:schema xmlns:xsd="http://www.w3.org/2001/XMLSchema" xmlns:xs="http://www.w3.org/2001/XMLSchema" xmlns:p="http://schemas.microsoft.com/office/2006/metadata/properties" xmlns:ns2="13c90a0b-73bc-4dc0-be5f-28d77b615beb" xmlns:ns3="13c93bba-48ce-428c-bfe5-88b42c19b028" targetNamespace="http://schemas.microsoft.com/office/2006/metadata/properties" ma:root="true" ma:fieldsID="247ff0312e87511bd2ce05ea47f33022" ns2:_="" ns3:_="">
+<ct:contentTypeSchema xmlns:ct="http://schemas.microsoft.com/office/2006/metadata/contentType" xmlns:ma="http://schemas.microsoft.com/office/2006/metadata/properties/metaAttributes" ct:_="" ma:_="" ma:contentTypeName="Documento" ma:contentTypeID="0x0101006A81D6BD42E8DF4C91013959704817E1" ma:contentTypeVersion="15" ma:contentTypeDescription="Crear nuevo documento." ma:contentTypeScope="" ma:versionID="bf4f72ffd194f0963ff564daca6869f7">
+  <xsd:schema xmlns:xsd="http://www.w3.org/2001/XMLSchema" xmlns:xs="http://www.w3.org/2001/XMLSchema" xmlns:p="http://schemas.microsoft.com/office/2006/metadata/properties" xmlns:ns2="13c90a0b-73bc-4dc0-be5f-28d77b615beb" xmlns:ns3="13c93bba-48ce-428c-bfe5-88b42c19b028" targetNamespace="http://schemas.microsoft.com/office/2006/metadata/properties" ma:root="true" ma:fieldsID="8718d6f4873a5b1392a45044efa78385" ns2:_="" ns3:_="">
     <xsd:import namespace="13c90a0b-73bc-4dc0-be5f-28d77b615beb"/>
     <xsd:import namespace="13c93bba-48ce-428c-bfe5-88b42c19b028"/>
     <xsd:element name="properties">
@@ -16382,6 +15573,7 @@
                 <xsd:element ref="ns3:lcf76f155ced4ddcb4097134ff3c332f" minOccurs="0"/>
                 <xsd:element ref="ns2:TaxCatchAll" minOccurs="0"/>
                 <xsd:element ref="ns3:MediaServiceOCR" minOccurs="0"/>
+                <xsd:element ref="ns3:MediaServiceLocation" minOccurs="0"/>
               </xsd:all>
             </xsd:complexType>
           </xsd:element>
@@ -16485,6 +15677,11 @@
         <xsd:restriction base="dms:Note">
           <xsd:maxLength value="255"/>
         </xsd:restriction>
+      </xsd:simpleType>
+    </xsd:element>
+    <xsd:element name="MediaServiceLocation" ma:index="22" nillable="true" ma:displayName="Location" ma:description="" ma:indexed="true" ma:internalName="MediaServiceLocation" ma:readOnly="true">
+      <xsd:simpleType>
+        <xsd:restriction base="dms:Text"/>
       </xsd:simpleType>
     </xsd:element>
   </xsd:schema>
@@ -16616,13 +15813,13 @@
 </file>
 
 <file path=customXml/itemProps2.xml><?xml version="1.0" encoding="utf-8"?>
-<ds:datastoreItem xmlns:ds="http://schemas.openxmlformats.org/officeDocument/2006/customXml" ds:itemID="{E3DE1A75-3D0D-4E3C-BB9B-F7A9FA080861}"/>
+<ds:datastoreItem xmlns:ds="http://schemas.openxmlformats.org/officeDocument/2006/customXml" ds:itemID="{9410D2DE-4E14-4FCE-84CF-06D8E5D2485A}"/>
 </file>
 
 <file path=customXml/itemProps3.xml><?xml version="1.0" encoding="utf-8"?>
-<ds:datastoreItem xmlns:ds="http://schemas.openxmlformats.org/officeDocument/2006/customXml" ds:itemID="{76DB26BB-ECF2-4651-835A-504538C07033}"/>
+<ds:datastoreItem xmlns:ds="http://schemas.openxmlformats.org/officeDocument/2006/customXml" ds:itemID="{1A60C9F6-FA0D-44D3-9B33-3EDBBAE90E8A}"/>
 </file>
 
 <file path=customXml/itemProps4.xml><?xml version="1.0" encoding="utf-8"?>
-<ds:datastoreItem xmlns:ds="http://schemas.openxmlformats.org/officeDocument/2006/customXml" ds:itemID="{0C42C46F-6C2D-490B-B745-5BC1D18FE17A}"/>
+<ds:datastoreItem xmlns:ds="http://schemas.openxmlformats.org/officeDocument/2006/customXml" ds:itemID="{E017B086-E929-401F-86C4-3E89A1885B92}"/>
 </file>
--- a/fuentes/CFA_02_33110059_DU.docx
+++ b/fuentes/CFA_02_33110059_DU.docx
@@ -513,7 +513,7 @@
         </w:rPr>
         <w:fldChar w:fldCharType="separate"/>
       </w:r>
-      <w:hyperlink w:anchor="_Toc222915759" w:history="1">
+      <w:hyperlink w:anchor="_Toc224126744" w:history="1">
         <w:r>
           <w:rPr>
             <w:rStyle w:val="Hipervnculo"/>
@@ -540,7 +540,7 @@
             <w:noProof/>
             <w:webHidden/>
           </w:rPr>
-          <w:instrText xml:space="preserve"> PAGEREF _Toc222915759 \h </w:instrText>
+          <w:instrText xml:space="preserve"> PAGEREF _Toc224126744 \h </w:instrText>
         </w:r>
         <w:r>
           <w:rPr>
@@ -586,7 +586,7 @@
           <w:lang w:eastAsia="es-CO"/>
         </w:rPr>
       </w:pPr>
-      <w:hyperlink w:anchor="_Toc222915760" w:history="1">
+      <w:hyperlink w:anchor="_Toc224126745" w:history="1">
         <w:r>
           <w:rPr>
             <w:rStyle w:val="Hipervnculo"/>
@@ -630,7 +630,7 @@
             <w:noProof/>
             <w:webHidden/>
           </w:rPr>
-          <w:instrText xml:space="preserve"> PAGEREF _Toc222915760 \h </w:instrText>
+          <w:instrText xml:space="preserve"> PAGEREF _Toc224126745 \h </w:instrText>
         </w:r>
         <w:r>
           <w:rPr>
@@ -672,7 +672,7 @@
           <w:lang w:eastAsia="es-CO"/>
         </w:rPr>
       </w:pPr>
-      <w:hyperlink w:anchor="_Toc222915761" w:history="1">
+      <w:hyperlink w:anchor="_Toc224126746" w:history="1">
         <w:r>
           <w:rPr>
             <w:rStyle w:val="Hipervnculo"/>
@@ -716,7 +716,7 @@
             <w:noProof/>
             <w:webHidden/>
           </w:rPr>
-          <w:instrText xml:space="preserve"> PAGEREF _Toc222915761 \h </w:instrText>
+          <w:instrText xml:space="preserve"> PAGEREF _Toc224126746 \h </w:instrText>
         </w:r>
         <w:r>
           <w:rPr>
@@ -758,7 +758,7 @@
           <w:lang w:eastAsia="es-CO"/>
         </w:rPr>
       </w:pPr>
-      <w:hyperlink w:anchor="_Toc222915762" w:history="1">
+      <w:hyperlink w:anchor="_Toc224126747" w:history="1">
         <w:r>
           <w:rPr>
             <w:rStyle w:val="Hipervnculo"/>
@@ -802,7 +802,7 @@
             <w:noProof/>
             <w:webHidden/>
           </w:rPr>
-          <w:instrText xml:space="preserve"> PAGEREF _Toc222915762 \h </w:instrText>
+          <w:instrText xml:space="preserve"> PAGEREF _Toc224126747 \h </w:instrText>
         </w:r>
         <w:r>
           <w:rPr>
@@ -844,7 +844,7 @@
           <w:lang w:eastAsia="es-CO"/>
         </w:rPr>
       </w:pPr>
-      <w:hyperlink w:anchor="_Toc222915763" w:history="1">
+      <w:hyperlink w:anchor="_Toc224126748" w:history="1">
         <w:r>
           <w:rPr>
             <w:rStyle w:val="Hipervnculo"/>
@@ -888,7 +888,7 @@
             <w:noProof/>
             <w:webHidden/>
           </w:rPr>
-          <w:instrText xml:space="preserve"> PAGEREF _Toc222915763 \h </w:instrText>
+          <w:instrText xml:space="preserve"> PAGEREF _Toc224126748 \h </w:instrText>
         </w:r>
         <w:r>
           <w:rPr>
@@ -934,7 +934,7 @@
           <w:lang w:eastAsia="es-CO"/>
         </w:rPr>
       </w:pPr>
-      <w:hyperlink w:anchor="_Toc222915764" w:history="1">
+      <w:hyperlink w:anchor="_Toc224126749" w:history="1">
         <w:r>
           <w:rPr>
             <w:rStyle w:val="Hipervnculo"/>
@@ -978,7 +978,7 @@
             <w:noProof/>
             <w:webHidden/>
           </w:rPr>
-          <w:instrText xml:space="preserve"> PAGEREF _Toc222915764 \h </w:instrText>
+          <w:instrText xml:space="preserve"> PAGEREF _Toc224126749 \h </w:instrText>
         </w:r>
         <w:r>
           <w:rPr>
@@ -1020,7 +1020,7 @@
           <w:lang w:eastAsia="es-CO"/>
         </w:rPr>
       </w:pPr>
-      <w:hyperlink w:anchor="_Toc222915766" w:history="1">
+      <w:hyperlink w:anchor="_Toc224126751" w:history="1">
         <w:r>
           <w:rPr>
             <w:rStyle w:val="Hipervnculo"/>
@@ -1064,7 +1064,7 @@
             <w:noProof/>
             <w:webHidden/>
           </w:rPr>
-          <w:instrText xml:space="preserve"> PAGEREF _Toc222915766 \h </w:instrText>
+          <w:instrText xml:space="preserve"> PAGEREF _Toc224126751 \h </w:instrText>
         </w:r>
         <w:r>
           <w:rPr>
@@ -1107,13 +1107,23 @@
           <w:lang w:eastAsia="es-CO"/>
         </w:rPr>
       </w:pPr>
-      <w:hyperlink w:anchor="_Toc222915767" w:history="1">
+      <w:hyperlink w:anchor="_Toc224126752" w:history="1">
         <w:r>
           <w:rPr>
             <w:rStyle w:val="Hipervnculo"/>
             <w:noProof/>
           </w:rPr>
           <w:t>2.2.</w:t>
+        </w:r>
+        <w:r>
+          <w:rPr>
+            <w:rFonts w:asciiTheme="minorHAnsi" w:eastAsiaTheme="minorEastAsia" w:hAnsiTheme="minorHAnsi" w:cstheme="minorBidi"/>
+            <w:noProof/>
+            <w:kern w:val="0"/>
+            <w:sz w:val="22"/>
+            <w:lang w:eastAsia="es-CO"/>
+          </w:rPr>
+          <w:tab/>
         </w:r>
         <w:r>
           <w:rPr>
@@ -1151,7 +1161,7 @@
             <w:noProof/>
             <w:webHidden/>
           </w:rPr>
-          <w:instrText xml:space="preserve"> PAGEREF _Toc222915767 \h </w:instrText>
+          <w:instrText xml:space="preserve"> PAGEREF _Toc224126752 \h </w:instrText>
         </w:r>
         <w:r>
           <w:rPr>
@@ -1197,7 +1207,7 @@
           <w:lang w:eastAsia="es-CO"/>
         </w:rPr>
       </w:pPr>
-      <w:hyperlink w:anchor="_Toc222915768" w:history="1">
+      <w:hyperlink w:anchor="_Toc224126753" w:history="1">
         <w:r>
           <w:rPr>
             <w:rStyle w:val="Hipervnculo"/>
@@ -1241,7 +1251,7 @@
             <w:noProof/>
             <w:webHidden/>
           </w:rPr>
-          <w:instrText xml:space="preserve"> PAGEREF _Toc222915768 \h </w:instrText>
+          <w:instrText xml:space="preserve"> PAGEREF _Toc224126753 \h </w:instrText>
         </w:r>
         <w:r>
           <w:rPr>
@@ -1283,7 +1293,7 @@
           <w:lang w:eastAsia="es-CO"/>
         </w:rPr>
       </w:pPr>
-      <w:hyperlink w:anchor="_Toc222915770" w:history="1">
+      <w:hyperlink w:anchor="_Toc224126755" w:history="1">
         <w:r>
           <w:rPr>
             <w:rStyle w:val="Hipervnculo"/>
@@ -1327,7 +1337,7 @@
             <w:noProof/>
             <w:webHidden/>
           </w:rPr>
-          <w:instrText xml:space="preserve"> PAGEREF _Toc222915770 \h </w:instrText>
+          <w:instrText xml:space="preserve"> PAGEREF _Toc224126755 \h </w:instrText>
         </w:r>
         <w:r>
           <w:rPr>
@@ -1369,7 +1379,7 @@
           <w:lang w:eastAsia="es-CO"/>
         </w:rPr>
       </w:pPr>
-      <w:hyperlink w:anchor="_Toc222915771" w:history="1">
+      <w:hyperlink w:anchor="_Toc224126756" w:history="1">
         <w:r>
           <w:rPr>
             <w:rStyle w:val="Hipervnculo"/>
@@ -1413,7 +1423,7 @@
             <w:noProof/>
             <w:webHidden/>
           </w:rPr>
-          <w:instrText xml:space="preserve"> PAGEREF _Toc222915771 \h </w:instrText>
+          <w:instrText xml:space="preserve"> PAGEREF _Toc224126756 \h </w:instrText>
         </w:r>
         <w:r>
           <w:rPr>
@@ -1455,7 +1465,7 @@
           <w:lang w:eastAsia="es-CO"/>
         </w:rPr>
       </w:pPr>
-      <w:hyperlink w:anchor="_Toc222915772" w:history="1">
+      <w:hyperlink w:anchor="_Toc224126757" w:history="1">
         <w:r>
           <w:rPr>
             <w:rStyle w:val="Hipervnculo"/>
@@ -1478,7 +1488,7 @@
             <w:rStyle w:val="Hipervnculo"/>
             <w:noProof/>
           </w:rPr>
-          <w:t>Experiencias den Colombia</w:t>
+          <w:t>Experiencias en Colombia</w:t>
         </w:r>
         <w:r>
           <w:rPr>
@@ -1499,7 +1509,7 @@
             <w:noProof/>
             <w:webHidden/>
           </w:rPr>
-          <w:instrText xml:space="preserve"> PAGEREF _Toc222915772 \h </w:instrText>
+          <w:instrText xml:space="preserve"> PAGEREF _Toc224126757 \h </w:instrText>
         </w:r>
         <w:r>
           <w:rPr>
@@ -1544,7 +1554,7 @@
           <w:lang w:eastAsia="es-CO"/>
         </w:rPr>
       </w:pPr>
-      <w:hyperlink w:anchor="_Toc222915773" w:history="1">
+      <w:hyperlink w:anchor="_Toc224126758" w:history="1">
         <w:r>
           <w:rPr>
             <w:rStyle w:val="Hipervnculo"/>
@@ -1571,7 +1581,7 @@
             <w:noProof/>
             <w:webHidden/>
           </w:rPr>
-          <w:instrText xml:space="preserve"> PAGEREF _Toc222915773 \h </w:instrText>
+          <w:instrText xml:space="preserve"> PAGEREF _Toc224126758 \h </w:instrText>
         </w:r>
         <w:r>
           <w:rPr>
@@ -1616,7 +1626,7 @@
           <w:lang w:eastAsia="es-CO"/>
         </w:rPr>
       </w:pPr>
-      <w:hyperlink w:anchor="_Toc222915774" w:history="1">
+      <w:hyperlink w:anchor="_Toc224126759" w:history="1">
         <w:r>
           <w:rPr>
             <w:rStyle w:val="Hipervnculo"/>
@@ -1643,7 +1653,7 @@
             <w:noProof/>
             <w:webHidden/>
           </w:rPr>
-          <w:instrText xml:space="preserve"> PAGEREF _Toc222915774 \h </w:instrText>
+          <w:instrText xml:space="preserve"> PAGEREF _Toc224126759 \h </w:instrText>
         </w:r>
         <w:r>
           <w:rPr>
@@ -1688,7 +1698,7 @@
           <w:lang w:eastAsia="es-CO"/>
         </w:rPr>
       </w:pPr>
-      <w:hyperlink w:anchor="_Toc222915775" w:history="1">
+      <w:hyperlink w:anchor="_Toc224126760" w:history="1">
         <w:r>
           <w:rPr>
             <w:rStyle w:val="Hipervnculo"/>
@@ -1716,7 +1726,7 @@
             <w:noProof/>
             <w:webHidden/>
           </w:rPr>
-          <w:instrText xml:space="preserve"> PAGEREF _Toc222915775 \h </w:instrText>
+          <w:instrText xml:space="preserve"> PAGEREF _Toc224126760 \h </w:instrText>
         </w:r>
         <w:r>
           <w:rPr>
@@ -1761,7 +1771,7 @@
           <w:lang w:eastAsia="es-CO"/>
         </w:rPr>
       </w:pPr>
-      <w:hyperlink w:anchor="_Toc222915776" w:history="1">
+      <w:hyperlink w:anchor="_Toc224126761" w:history="1">
         <w:r>
           <w:rPr>
             <w:rStyle w:val="Hipervnculo"/>
@@ -1788,7 +1798,7 @@
             <w:noProof/>
             <w:webHidden/>
           </w:rPr>
-          <w:instrText xml:space="preserve"> PAGEREF _Toc222915776 \h </w:instrText>
+          <w:instrText xml:space="preserve"> PAGEREF _Toc224126761 \h </w:instrText>
         </w:r>
         <w:r>
           <w:rPr>
@@ -1831,7 +1841,7 @@
         <w:fldChar w:fldCharType="end"/>
       </w:r>
       <w:bookmarkStart w:id="0" w:name="_Toc176443691"/>
-      <w:bookmarkStart w:id="1" w:name="_Toc222915759"/>
+      <w:bookmarkStart w:id="1" w:name="_Toc224126744"/>
       <w:r>
         <w:t>Introducción</w:t>
       </w:r>
@@ -2062,7 +2072,7 @@
       <w:pPr>
         <w:pStyle w:val="Ttulo1"/>
       </w:pPr>
-      <w:bookmarkStart w:id="2" w:name="_Toc222915760"/>
+      <w:bookmarkStart w:id="2" w:name="_Toc224126745"/>
       <w:r>
         <w:lastRenderedPageBreak/>
         <w:t>Habilidades propias aplicadas en la atención humanizada</w:t>
@@ -2115,7 +2125,7 @@
       <w:pPr>
         <w:pStyle w:val="Ttulo2"/>
       </w:pPr>
-      <w:bookmarkStart w:id="3" w:name="_Toc222915761"/>
+      <w:bookmarkStart w:id="3" w:name="_Toc224126746"/>
       <w:r>
         <w:t>Trabajo en equipo</w:t>
       </w:r>
@@ -3448,7 +3458,7 @@
       <w:pPr>
         <w:pStyle w:val="Ttulo2"/>
       </w:pPr>
-      <w:bookmarkStart w:id="4" w:name="_Toc222915762"/>
+      <w:bookmarkStart w:id="4" w:name="_Toc224126747"/>
       <w:r>
         <w:t>Liderazgo</w:t>
       </w:r>
@@ -3464,7 +3474,21 @@
         <w:rPr>
           <w:lang w:eastAsia="es-CO"/>
         </w:rPr>
-        <w:t>El trabajo en equipo en salud tiene como uno de sus principios el liderazgo, el reconocimiento de la importancia en las acciones que realiza la otra persona, sin importar la profesión o la escala jerárquica, pues el fin es el bien común. Según Bryman (1996) citado por Toro (2015, pp. 11-12): “el liderazgo transformacional presenta una connotación orientada a la participación y flexibilidad de los procesos de la organización”.</w:t>
+        <w:t xml:space="preserve">El trabajo en equipo en salud tiene como uno de sus principios el liderazgo, el reconocimiento de la importancia en las acciones que realiza la otra persona, sin importar la profesión o la escala jerárquica, pues el fin es el bien común. Según </w:t>
+      </w:r>
+      <w:proofErr w:type="spellStart"/>
+      <w:r>
+        <w:rPr>
+          <w:lang w:eastAsia="es-CO"/>
+        </w:rPr>
+        <w:t>Bryman</w:t>
+      </w:r>
+      <w:proofErr w:type="spellEnd"/>
+      <w:r>
+        <w:rPr>
+          <w:lang w:eastAsia="es-CO"/>
+        </w:rPr>
+        <w:t xml:space="preserve"> (1996) citado por Toro (2015, pp. 11-12): “el liderazgo transformacional presenta una connotación orientada a la participación y flexibilidad de los procesos de la organización”.</w:t>
       </w:r>
     </w:p>
     <w:p>
@@ -3900,7 +3924,7 @@
       <w:pPr>
         <w:pStyle w:val="Ttulo2"/>
       </w:pPr>
-      <w:bookmarkStart w:id="5" w:name="_Toc222915763"/>
+      <w:bookmarkStart w:id="5" w:name="_Toc224126748"/>
       <w:r>
         <w:lastRenderedPageBreak/>
         <w:t>Empatía</w:t>
@@ -4111,7 +4135,36 @@
         <w:rPr>
           <w:lang w:eastAsia="es-CO"/>
         </w:rPr>
-        <w:t>Goleman (1995) considera la empatía como una habilidad social, desarrollada como la capacidad de reconocer sentimientos, necesidades, realidades e intereses de los demás. Autores como Haydé Martinez en su artículo “Hacia una comunicación efectiva y humanista en ámbitos de salud” reconoce la empatía como elemento fundamental en las relaciones interpersonales en la cotidianidad de los sistemas de salud.</w:t>
+        <w:lastRenderedPageBreak/>
+        <w:t xml:space="preserve">Goleman (1995) considera la empatía como una habilidad social, desarrollada como la capacidad de reconocer sentimientos, necesidades, realidades e intereses de los demás. Autores como </w:t>
+      </w:r>
+      <w:proofErr w:type="spellStart"/>
+      <w:r>
+        <w:rPr>
+          <w:lang w:eastAsia="es-CO"/>
+        </w:rPr>
+        <w:t>Haydé</w:t>
+      </w:r>
+      <w:proofErr w:type="spellEnd"/>
+      <w:r>
+        <w:rPr>
+          <w:lang w:eastAsia="es-CO"/>
+        </w:rPr>
+        <w:t xml:space="preserve"> </w:t>
+      </w:r>
+      <w:proofErr w:type="spellStart"/>
+      <w:r>
+        <w:rPr>
+          <w:lang w:eastAsia="es-CO"/>
+        </w:rPr>
+        <w:t>Martinez</w:t>
+      </w:r>
+      <w:proofErr w:type="spellEnd"/>
+      <w:r>
+        <w:rPr>
+          <w:lang w:eastAsia="es-CO"/>
+        </w:rPr>
+        <w:t xml:space="preserve"> en su artículo “Hacia una comunicación efectiva y humanista en ámbitos de salud” reconoce la empatía como elemento fundamental en las relaciones interpersonales en la cotidianidad de los sistemas de salud.</w:t>
       </w:r>
     </w:p>
     <w:p>
@@ -4147,7 +4200,7 @@
       <w:pPr>
         <w:pStyle w:val="Ttulo1"/>
       </w:pPr>
-      <w:bookmarkStart w:id="6" w:name="_Toc222915764"/>
+      <w:bookmarkStart w:id="6" w:name="_Toc224126749"/>
       <w:r>
         <w:lastRenderedPageBreak/>
         <w:t>Atención humanizada</w:t>
@@ -4201,21 +4254,23 @@
       <w:bookmarkStart w:id="9" w:name="_Toc196197784"/>
       <w:bookmarkStart w:id="10" w:name="_Toc196295049"/>
       <w:bookmarkStart w:id="11" w:name="_Toc222915765"/>
+      <w:bookmarkStart w:id="12" w:name="_Toc224126750"/>
       <w:bookmarkEnd w:id="7"/>
       <w:bookmarkEnd w:id="8"/>
       <w:bookmarkEnd w:id="9"/>
       <w:bookmarkEnd w:id="10"/>
       <w:bookmarkEnd w:id="11"/>
+      <w:bookmarkEnd w:id="12"/>
     </w:p>
     <w:p>
       <w:pPr>
         <w:pStyle w:val="Ttulo2"/>
       </w:pPr>
-      <w:bookmarkStart w:id="12" w:name="_Toc222915766"/>
+      <w:bookmarkStart w:id="13" w:name="_Toc224126751"/>
       <w:r>
         <w:t>Sentido de vida</w:t>
       </w:r>
-      <w:bookmarkEnd w:id="12"/>
+      <w:bookmarkEnd w:id="13"/>
     </w:p>
     <w:p>
       <w:pPr>
@@ -4538,11 +4593,11 @@
       <w:pPr>
         <w:pStyle w:val="Ttulo2"/>
       </w:pPr>
-      <w:bookmarkStart w:id="13" w:name="_Toc222915767"/>
+      <w:bookmarkStart w:id="14" w:name="_Toc224126752"/>
       <w:r>
         <w:t>Relación interpersonal (personal de la salud – persona y su red de apoyo – organización)</w:t>
       </w:r>
-      <w:bookmarkEnd w:id="13"/>
+      <w:bookmarkEnd w:id="14"/>
     </w:p>
     <w:p>
       <w:pPr>
@@ -4567,7 +4622,21 @@
         <w:rPr>
           <w:lang w:eastAsia="es-CO"/>
         </w:rPr>
-        <w:t>La interacción interpersonal entre el talento humano en salud, la persona sujeto de cuidado, su red de apoyo y la organización, se convierte en un elemento esencial para brindar una atención humanizada, basada en el respeto, la empatía y la dignidad humana.</w:t>
+        <w:t xml:space="preserve">La interacción interpersonal entre el talento humano en salud, la </w:t>
+      </w:r>
+      <w:proofErr w:type="gramStart"/>
+      <w:r>
+        <w:rPr>
+          <w:lang w:eastAsia="es-CO"/>
+        </w:rPr>
+        <w:t>persona sujeto</w:t>
+      </w:r>
+      <w:proofErr w:type="gramEnd"/>
+      <w:r>
+        <w:rPr>
+          <w:lang w:eastAsia="es-CO"/>
+        </w:rPr>
+        <w:t xml:space="preserve"> de cuidado, su red de apoyo y la organización, se convierte en un elemento esencial para brindar una atención humanizada, basada en el respeto, la empatía y la dignidad humana.</w:t>
       </w:r>
     </w:p>
     <w:p>
@@ -5061,12 +5130,12 @@
       <w:pPr>
         <w:pStyle w:val="Ttulo1"/>
       </w:pPr>
-      <w:bookmarkStart w:id="14" w:name="_Toc222915768"/>
+      <w:bookmarkStart w:id="15" w:name="_Toc224126753"/>
       <w:r>
         <w:lastRenderedPageBreak/>
         <w:t>Gestión centrada en la persona</w:t>
       </w:r>
-      <w:bookmarkEnd w:id="14"/>
+      <w:bookmarkEnd w:id="15"/>
     </w:p>
     <w:p>
       <w:pPr>
@@ -5104,18 +5173,20 @@
           <w:lang w:eastAsia="es-CO"/>
         </w:rPr>
       </w:pPr>
-      <w:bookmarkStart w:id="15" w:name="_Toc222915769"/>
-      <w:bookmarkEnd w:id="15"/>
+      <w:bookmarkStart w:id="16" w:name="_Toc222915769"/>
+      <w:bookmarkStart w:id="17" w:name="_Toc224126754"/>
+      <w:bookmarkEnd w:id="16"/>
+      <w:bookmarkEnd w:id="17"/>
     </w:p>
     <w:p>
       <w:pPr>
         <w:pStyle w:val="Ttulo2"/>
       </w:pPr>
-      <w:bookmarkStart w:id="16" w:name="_Toc222915770"/>
+      <w:bookmarkStart w:id="18" w:name="_Toc224126755"/>
       <w:r>
         <w:t>Antecedentes del modelo de atención centrada en la persona</w:t>
       </w:r>
-      <w:bookmarkEnd w:id="16"/>
+      <w:bookmarkEnd w:id="18"/>
     </w:p>
     <w:p>
       <w:pPr>
@@ -5200,7 +5271,21 @@
         <w:rPr>
           <w:lang w:eastAsia="es-CO"/>
         </w:rPr>
-        <w:t>Los siguientes se consideran procesos esenciales, basados en la perspectiva rogeriana:</w:t>
+        <w:t xml:space="preserve">Los siguientes se consideran procesos esenciales, basados en la perspectiva </w:t>
+      </w:r>
+      <w:proofErr w:type="spellStart"/>
+      <w:r>
+        <w:rPr>
+          <w:lang w:eastAsia="es-CO"/>
+        </w:rPr>
+        <w:t>rogeriana</w:t>
+      </w:r>
+      <w:proofErr w:type="spellEnd"/>
+      <w:r>
+        <w:rPr>
+          <w:lang w:eastAsia="es-CO"/>
+        </w:rPr>
+        <w:t>:</w:t>
       </w:r>
     </w:p>
     <w:p>
@@ -5361,7 +5446,21 @@
         <w:rPr>
           <w:lang w:eastAsia="es-CO"/>
         </w:rPr>
-        <w:t>Este contexto le permite al paciente explorar su propia forma de ser y su complejidad, quien dentro de un contexto de atención en salud, conoce mejor sus problemas, lo que le lastima y lo que le ayudaría a solucionar.</w:t>
+        <w:t xml:space="preserve">Este contexto le permite al paciente explorar su propia forma de ser y su complejidad, </w:t>
+      </w:r>
+      <w:proofErr w:type="gramStart"/>
+      <w:r>
+        <w:rPr>
+          <w:lang w:eastAsia="es-CO"/>
+        </w:rPr>
+        <w:t>quien</w:t>
+      </w:r>
+      <w:proofErr w:type="gramEnd"/>
+      <w:r>
+        <w:rPr>
+          <w:lang w:eastAsia="es-CO"/>
+        </w:rPr>
+        <w:t xml:space="preserve"> dentro de un contexto de atención en salud, conoce mejor sus problemas, lo que le lastima y lo que le ayudaría a solucionar.</w:t>
       </w:r>
     </w:p>
     <w:p>
@@ -6147,11 +6246,11 @@
       <w:pPr>
         <w:pStyle w:val="Ttulo2"/>
       </w:pPr>
-      <w:bookmarkStart w:id="17" w:name="_Toc222915771"/>
+      <w:bookmarkStart w:id="19" w:name="_Toc224126756"/>
       <w:r>
         <w:t>Modelo de atención centrada en la persona</w:t>
       </w:r>
-      <w:bookmarkEnd w:id="17"/>
+      <w:bookmarkEnd w:id="19"/>
     </w:p>
     <w:p>
       <w:pPr>
@@ -6886,12 +6985,14 @@
         </w:rPr>
         <w:t xml:space="preserve">, plantea que la atención centrada en la persona es más que hospitalidad, ambiente saludable y </w:t>
       </w:r>
+      <w:proofErr w:type="spellStart"/>
       <w:r>
         <w:rPr>
           <w:rStyle w:val="Extranjerismo"/>
         </w:rPr>
         <w:t>confort</w:t>
       </w:r>
+      <w:proofErr w:type="spellEnd"/>
       <w:r>
         <w:rPr>
           <w:lang w:eastAsia="es-CO"/>
@@ -7444,11 +7545,17 @@
       <w:pPr>
         <w:pStyle w:val="Ttulo2"/>
       </w:pPr>
-      <w:bookmarkStart w:id="18" w:name="_Toc222915772"/>
-      <w:r>
-        <w:t>Experiencias de Colombia</w:t>
-      </w:r>
-      <w:bookmarkEnd w:id="18"/>
+      <w:bookmarkStart w:id="20" w:name="_Toc224126757"/>
+      <w:r>
+        <w:t xml:space="preserve">Experiencias </w:t>
+      </w:r>
+      <w:r>
+        <w:t>en</w:t>
+      </w:r>
+      <w:r>
+        <w:t xml:space="preserve"> Colombia</w:t>
+      </w:r>
+      <w:bookmarkEnd w:id="20"/>
     </w:p>
     <w:p>
       <w:pPr>
@@ -7472,7 +7579,14 @@
         <w:rPr>
           <w:lang w:eastAsia="es-CO"/>
         </w:rPr>
-        <w:t>político, organizacional, social, económico, cultural, ético y tecnológico</w:t>
+        <w:t xml:space="preserve">político, organizacional, social, económico, cultural, ético y </w:t>
+      </w:r>
+      <w:proofErr w:type="gramStart"/>
+      <w:r>
+        <w:rPr>
+          <w:lang w:eastAsia="es-CO"/>
+        </w:rPr>
+        <w:t>tecnológico</w:t>
       </w:r>
       <w:r>
         <w:rPr>
@@ -7484,7 +7598,14 @@
         <w:rPr>
           <w:lang w:eastAsia="es-CO"/>
         </w:rPr>
-        <w:t xml:space="preserve"> y, en el ámbito institucional, se formalizan a través de lineamientos gerenciales, como las políticas de humanización que fortalecen la cultura organizacional. En este contexto, a continuación, se presentan experiencias desarrolladas en Colombia, en las que convergen estas características y se traducen en estrategias orientadas a la implementación de modelos de atención humanizada, centrados en la persona y en el reconocimiento de la dignidad humana:</w:t>
+        <w:t xml:space="preserve"> y</w:t>
+      </w:r>
+      <w:proofErr w:type="gramEnd"/>
+      <w:r>
+        <w:rPr>
+          <w:lang w:eastAsia="es-CO"/>
+        </w:rPr>
+        <w:t>, en el ámbito institucional, se formalizan a través de lineamientos gerenciales, como las políticas de humanización que fortalecen la cultura organizacional. En este contexto, a continuación, se presentan experiencias desarrolladas en Colombia, en las que convergen estas características y se traducen en estrategias orientadas a la implementación de modelos de atención humanizada, centrados en la persona y en el reconocimiento de la dignidad humana:</w:t>
       </w:r>
     </w:p>
     <w:p>
@@ -8435,12 +8556,12 @@
       <w:pPr>
         <w:pStyle w:val="Titulosgenerales"/>
       </w:pPr>
-      <w:bookmarkStart w:id="19" w:name="_Toc222915773"/>
+      <w:bookmarkStart w:id="21" w:name="_Toc224126758"/>
       <w:r>
         <w:lastRenderedPageBreak/>
         <w:t>Síntesis</w:t>
       </w:r>
-      <w:bookmarkEnd w:id="19"/>
+      <w:bookmarkEnd w:id="21"/>
     </w:p>
     <w:p>
       <w:pPr>
@@ -8522,14 +8643,14 @@
         </w:numPr>
         <w:ind w:left="720" w:hanging="360"/>
       </w:pPr>
-      <w:bookmarkStart w:id="20" w:name="_Toc176443725"/>
-      <w:bookmarkStart w:id="21" w:name="_Toc222915774"/>
+      <w:bookmarkStart w:id="22" w:name="_Toc176443725"/>
+      <w:bookmarkStart w:id="23" w:name="_Toc224126759"/>
       <w:r>
         <w:lastRenderedPageBreak/>
         <w:t>Glosario</w:t>
       </w:r>
-      <w:bookmarkEnd w:id="20"/>
-      <w:bookmarkEnd w:id="21"/>
+      <w:bookmarkEnd w:id="22"/>
+      <w:bookmarkEnd w:id="23"/>
     </w:p>
     <w:p>
       <w:pPr>
@@ -8645,8 +8766,8 @@
           <w:lang w:val="es-MX"/>
         </w:rPr>
       </w:pPr>
-      <w:bookmarkStart w:id="22" w:name="_Toc176443726"/>
-      <w:bookmarkStart w:id="23" w:name="_Toc222915775"/>
+      <w:bookmarkStart w:id="24" w:name="_Toc176443726"/>
+      <w:bookmarkStart w:id="25" w:name="_Toc224126760"/>
       <w:r>
         <w:rPr>
           <w:lang w:val="es-MX"/>
@@ -8654,8 +8775,8 @@
         <w:lastRenderedPageBreak/>
         <w:t>Referencias bibliográficas</w:t>
       </w:r>
-      <w:bookmarkEnd w:id="22"/>
-      <w:bookmarkEnd w:id="23"/>
+      <w:bookmarkEnd w:id="24"/>
+      <w:bookmarkEnd w:id="25"/>
     </w:p>
     <w:p>
       <w:pPr>
@@ -8719,7 +8840,35 @@
         <w:rPr>
           <w:lang w:val="es-MX" w:eastAsia="es-CO"/>
         </w:rPr>
-        <w:t xml:space="preserve">Organización para la Excelencia de la Salud. (2017, 9 de junio). Atención Centrada en la Persona - Susan Frampton | Planetree. [Video] YouTube. </w:t>
+        <w:t xml:space="preserve">Organización para la Excelencia de la Salud. (2017, 9 de junio). Atención Centrada en la Persona - Susan </w:t>
+      </w:r>
+      <w:proofErr w:type="spellStart"/>
+      <w:r>
+        <w:rPr>
+          <w:lang w:val="es-MX" w:eastAsia="es-CO"/>
+        </w:rPr>
+        <w:t>Frampton</w:t>
+      </w:r>
+      <w:proofErr w:type="spellEnd"/>
+      <w:r>
+        <w:rPr>
+          <w:lang w:val="es-MX" w:eastAsia="es-CO"/>
+        </w:rPr>
+        <w:t xml:space="preserve"> | </w:t>
+      </w:r>
+      <w:proofErr w:type="spellStart"/>
+      <w:r>
+        <w:rPr>
+          <w:lang w:val="es-MX" w:eastAsia="es-CO"/>
+        </w:rPr>
+        <w:t>Planetree</w:t>
+      </w:r>
+      <w:proofErr w:type="spellEnd"/>
+      <w:r>
+        <w:rPr>
+          <w:lang w:val="es-MX" w:eastAsia="es-CO"/>
+        </w:rPr>
+        <w:t xml:space="preserve">. [Video] YouTube. </w:t>
       </w:r>
       <w:hyperlink r:id="rId24" w:history="1">
         <w:r>
@@ -8737,11 +8886,47 @@
           <w:lang w:val="es-MX" w:eastAsia="es-CO"/>
         </w:rPr>
       </w:pPr>
+      <w:proofErr w:type="spellStart"/>
       <w:r>
         <w:rPr>
           <w:lang w:val="es-MX" w:eastAsia="es-CO"/>
         </w:rPr>
-        <w:t xml:space="preserve">Phono critical care. (2020, 30 de agosto). Humanización de los servicios de salud en tiempos de Covid-19. [Video] YouTube. </w:t>
+        <w:t>Phono</w:t>
+      </w:r>
+      <w:proofErr w:type="spellEnd"/>
+      <w:r>
+        <w:rPr>
+          <w:lang w:val="es-MX" w:eastAsia="es-CO"/>
+        </w:rPr>
+        <w:t xml:space="preserve"> </w:t>
+      </w:r>
+      <w:proofErr w:type="spellStart"/>
+      <w:r>
+        <w:rPr>
+          <w:lang w:val="es-MX" w:eastAsia="es-CO"/>
+        </w:rPr>
+        <w:t>critical</w:t>
+      </w:r>
+      <w:proofErr w:type="spellEnd"/>
+      <w:r>
+        <w:rPr>
+          <w:lang w:val="es-MX" w:eastAsia="es-CO"/>
+        </w:rPr>
+        <w:t xml:space="preserve"> </w:t>
+      </w:r>
+      <w:proofErr w:type="spellStart"/>
+      <w:r>
+        <w:rPr>
+          <w:lang w:val="es-MX" w:eastAsia="es-CO"/>
+        </w:rPr>
+        <w:t>care</w:t>
+      </w:r>
+      <w:proofErr w:type="spellEnd"/>
+      <w:r>
+        <w:rPr>
+          <w:lang w:val="es-MX" w:eastAsia="es-CO"/>
+        </w:rPr>
+        <w:t xml:space="preserve">. (2020, 30 de agosto). Humanización de los servicios de salud en tiempos de Covid-19. [Video] YouTube. </w:t>
       </w:r>
       <w:hyperlink r:id="rId25" w:history="1">
         <w:r>
@@ -8763,20 +8948,210 @@
         <w:rPr>
           <w:lang w:val="es-MX" w:eastAsia="es-CO"/>
         </w:rPr>
-        <w:t>Rogers, C. R. (1951). Client-centered therapy: Its current practice, implications, and theory. Boston: Houghton Mifflin.</w:t>
-      </w:r>
-    </w:p>
-    <w:p>
-      <w:pPr>
+        <w:t>Rogers, C. R. (1951). Client-</w:t>
+      </w:r>
+      <w:proofErr w:type="spellStart"/>
+      <w:r>
         <w:rPr>
           <w:lang w:val="es-MX" w:eastAsia="es-CO"/>
         </w:rPr>
-      </w:pPr>
+        <w:t>centered</w:t>
+      </w:r>
+      <w:proofErr w:type="spellEnd"/>
       <w:r>
         <w:rPr>
           <w:lang w:val="es-MX" w:eastAsia="es-CO"/>
         </w:rPr>
-        <w:t xml:space="preserve">The Health Foundation. (2015, 2 de febrero). Person-centred care made simple. [Video] YouTube. </w:t>
+        <w:t xml:space="preserve"> </w:t>
+      </w:r>
+      <w:proofErr w:type="spellStart"/>
+      <w:r>
+        <w:rPr>
+          <w:lang w:val="es-MX" w:eastAsia="es-CO"/>
+        </w:rPr>
+        <w:t>therapy</w:t>
+      </w:r>
+      <w:proofErr w:type="spellEnd"/>
+      <w:r>
+        <w:rPr>
+          <w:lang w:val="es-MX" w:eastAsia="es-CO"/>
+        </w:rPr>
+        <w:t xml:space="preserve">: </w:t>
+      </w:r>
+      <w:proofErr w:type="spellStart"/>
+      <w:r>
+        <w:rPr>
+          <w:lang w:val="es-MX" w:eastAsia="es-CO"/>
+        </w:rPr>
+        <w:t>Its</w:t>
+      </w:r>
+      <w:proofErr w:type="spellEnd"/>
+      <w:r>
+        <w:rPr>
+          <w:lang w:val="es-MX" w:eastAsia="es-CO"/>
+        </w:rPr>
+        <w:t xml:space="preserve"> </w:t>
+      </w:r>
+      <w:proofErr w:type="spellStart"/>
+      <w:r>
+        <w:rPr>
+          <w:lang w:val="es-MX" w:eastAsia="es-CO"/>
+        </w:rPr>
+        <w:t>current</w:t>
+      </w:r>
+      <w:proofErr w:type="spellEnd"/>
+      <w:r>
+        <w:rPr>
+          <w:lang w:val="es-MX" w:eastAsia="es-CO"/>
+        </w:rPr>
+        <w:t xml:space="preserve"> </w:t>
+      </w:r>
+      <w:proofErr w:type="spellStart"/>
+      <w:r>
+        <w:rPr>
+          <w:lang w:val="es-MX" w:eastAsia="es-CO"/>
+        </w:rPr>
+        <w:t>practice</w:t>
+      </w:r>
+      <w:proofErr w:type="spellEnd"/>
+      <w:r>
+        <w:rPr>
+          <w:lang w:val="es-MX" w:eastAsia="es-CO"/>
+        </w:rPr>
+        <w:t xml:space="preserve">, </w:t>
+      </w:r>
+      <w:proofErr w:type="spellStart"/>
+      <w:r>
+        <w:rPr>
+          <w:lang w:val="es-MX" w:eastAsia="es-CO"/>
+        </w:rPr>
+        <w:t>implications</w:t>
+      </w:r>
+      <w:proofErr w:type="spellEnd"/>
+      <w:r>
+        <w:rPr>
+          <w:lang w:val="es-MX" w:eastAsia="es-CO"/>
+        </w:rPr>
+        <w:t xml:space="preserve">, and </w:t>
+      </w:r>
+      <w:proofErr w:type="spellStart"/>
+      <w:r>
+        <w:rPr>
+          <w:lang w:val="es-MX" w:eastAsia="es-CO"/>
+        </w:rPr>
+        <w:t>theory</w:t>
+      </w:r>
+      <w:proofErr w:type="spellEnd"/>
+      <w:r>
+        <w:rPr>
+          <w:lang w:val="es-MX" w:eastAsia="es-CO"/>
+        </w:rPr>
+        <w:t xml:space="preserve">. Boston: Houghton </w:t>
+      </w:r>
+      <w:proofErr w:type="spellStart"/>
+      <w:r>
+        <w:rPr>
+          <w:lang w:val="es-MX" w:eastAsia="es-CO"/>
+        </w:rPr>
+        <w:t>Mifflin</w:t>
+      </w:r>
+      <w:proofErr w:type="spellEnd"/>
+      <w:r>
+        <w:rPr>
+          <w:lang w:val="es-MX" w:eastAsia="es-CO"/>
+        </w:rPr>
+        <w:t>.</w:t>
+      </w:r>
+    </w:p>
+    <w:p>
+      <w:pPr>
+        <w:rPr>
+          <w:lang w:val="es-MX" w:eastAsia="es-CO"/>
+        </w:rPr>
+      </w:pPr>
+      <w:proofErr w:type="spellStart"/>
+      <w:r>
+        <w:rPr>
+          <w:lang w:val="es-MX" w:eastAsia="es-CO"/>
+        </w:rPr>
+        <w:t>The</w:t>
+      </w:r>
+      <w:proofErr w:type="spellEnd"/>
+      <w:r>
+        <w:rPr>
+          <w:lang w:val="es-MX" w:eastAsia="es-CO"/>
+        </w:rPr>
+        <w:t xml:space="preserve"> </w:t>
+      </w:r>
+      <w:proofErr w:type="spellStart"/>
+      <w:r>
+        <w:rPr>
+          <w:lang w:val="es-MX" w:eastAsia="es-CO"/>
+        </w:rPr>
+        <w:t>Health</w:t>
+      </w:r>
+      <w:proofErr w:type="spellEnd"/>
+      <w:r>
+        <w:rPr>
+          <w:lang w:val="es-MX" w:eastAsia="es-CO"/>
+        </w:rPr>
+        <w:t xml:space="preserve"> </w:t>
+      </w:r>
+      <w:proofErr w:type="spellStart"/>
+      <w:r>
+        <w:rPr>
+          <w:lang w:val="es-MX" w:eastAsia="es-CO"/>
+        </w:rPr>
+        <w:t>Foundation</w:t>
+      </w:r>
+      <w:proofErr w:type="spellEnd"/>
+      <w:r>
+        <w:rPr>
+          <w:lang w:val="es-MX" w:eastAsia="es-CO"/>
+        </w:rPr>
+        <w:t xml:space="preserve">. (2015, 2 de febrero). </w:t>
+      </w:r>
+      <w:proofErr w:type="spellStart"/>
+      <w:r>
+        <w:rPr>
+          <w:lang w:val="es-MX" w:eastAsia="es-CO"/>
+        </w:rPr>
+        <w:t>Person-centred</w:t>
+      </w:r>
+      <w:proofErr w:type="spellEnd"/>
+      <w:r>
+        <w:rPr>
+          <w:lang w:val="es-MX" w:eastAsia="es-CO"/>
+        </w:rPr>
+        <w:t xml:space="preserve"> </w:t>
+      </w:r>
+      <w:proofErr w:type="spellStart"/>
+      <w:r>
+        <w:rPr>
+          <w:lang w:val="es-MX" w:eastAsia="es-CO"/>
+        </w:rPr>
+        <w:t>care</w:t>
+      </w:r>
+      <w:proofErr w:type="spellEnd"/>
+      <w:r>
+        <w:rPr>
+          <w:lang w:val="es-MX" w:eastAsia="es-CO"/>
+        </w:rPr>
+        <w:t xml:space="preserve"> </w:t>
+      </w:r>
+      <w:proofErr w:type="spellStart"/>
+      <w:r>
+        <w:rPr>
+          <w:lang w:val="es-MX" w:eastAsia="es-CO"/>
+        </w:rPr>
+        <w:t>made</w:t>
+      </w:r>
+      <w:proofErr w:type="spellEnd"/>
+      <w:r>
+        <w:rPr>
+          <w:lang w:val="es-MX" w:eastAsia="es-CO"/>
+        </w:rPr>
+        <w:t xml:space="preserve"> simple. [Video] YouTube. </w:t>
       </w:r>
       <w:hyperlink r:id="rId26" w:history="1">
         <w:r>
@@ -8808,37 +9183,545 @@
           <w:lang w:val="es-MX" w:eastAsia="es-CO"/>
         </w:rPr>
       </w:pPr>
+      <w:proofErr w:type="spellStart"/>
       <w:r>
         <w:rPr>
           <w:lang w:val="es-MX" w:eastAsia="es-CO"/>
         </w:rPr>
-        <w:t>World Health Organization (WHO). (2015). Global Strategy on People Centered and Integrated Health Services. Interim report.</w:t>
-      </w:r>
-    </w:p>
-    <w:p>
-      <w:pPr>
+        <w:t>World</w:t>
+      </w:r>
+      <w:proofErr w:type="spellEnd"/>
+      <w:r>
         <w:rPr>
           <w:lang w:val="es-MX" w:eastAsia="es-CO"/>
         </w:rPr>
-      </w:pPr>
+        <w:t xml:space="preserve"> </w:t>
+      </w:r>
+      <w:proofErr w:type="spellStart"/>
       <w:r>
         <w:rPr>
           <w:lang w:val="es-MX" w:eastAsia="es-CO"/>
         </w:rPr>
-        <w:t xml:space="preserve">World Health Organization (WHO). 2015 Global Strategy on People Centered and Integrated Health Services 2016-2026. Executive Summary, Placing people and communities at the centre of health services. </w:t>
-      </w:r>
-    </w:p>
-    <w:p>
-      <w:pPr>
+        <w:t>Health</w:t>
+      </w:r>
+      <w:proofErr w:type="spellEnd"/>
+      <w:r>
         <w:rPr>
           <w:lang w:val="es-MX" w:eastAsia="es-CO"/>
         </w:rPr>
-      </w:pPr>
+        <w:t xml:space="preserve"> </w:t>
+      </w:r>
+      <w:proofErr w:type="spellStart"/>
       <w:r>
         <w:rPr>
           <w:lang w:val="es-MX" w:eastAsia="es-CO"/>
         </w:rPr>
-        <w:t xml:space="preserve">World Health Organization (WHO). (2017, 21 de julio). WHO: What is people-centred care? [Video] YouTube. </w:t>
+        <w:t>Organization</w:t>
+      </w:r>
+      <w:proofErr w:type="spellEnd"/>
+      <w:r>
+        <w:rPr>
+          <w:lang w:val="es-MX" w:eastAsia="es-CO"/>
+        </w:rPr>
+        <w:t xml:space="preserve"> (WHO). (2015). Global </w:t>
+      </w:r>
+      <w:proofErr w:type="spellStart"/>
+      <w:r>
+        <w:rPr>
+          <w:lang w:val="es-MX" w:eastAsia="es-CO"/>
+        </w:rPr>
+        <w:t>Strategy</w:t>
+      </w:r>
+      <w:proofErr w:type="spellEnd"/>
+      <w:r>
+        <w:rPr>
+          <w:lang w:val="es-MX" w:eastAsia="es-CO"/>
+        </w:rPr>
+        <w:t xml:space="preserve"> </w:t>
+      </w:r>
+      <w:proofErr w:type="spellStart"/>
+      <w:r>
+        <w:rPr>
+          <w:lang w:val="es-MX" w:eastAsia="es-CO"/>
+        </w:rPr>
+        <w:t>on</w:t>
+      </w:r>
+      <w:proofErr w:type="spellEnd"/>
+      <w:r>
+        <w:rPr>
+          <w:lang w:val="es-MX" w:eastAsia="es-CO"/>
+        </w:rPr>
+        <w:t xml:space="preserve"> People </w:t>
+      </w:r>
+      <w:proofErr w:type="spellStart"/>
+      <w:r>
+        <w:rPr>
+          <w:lang w:val="es-MX" w:eastAsia="es-CO"/>
+        </w:rPr>
+        <w:t>Centered</w:t>
+      </w:r>
+      <w:proofErr w:type="spellEnd"/>
+      <w:r>
+        <w:rPr>
+          <w:lang w:val="es-MX" w:eastAsia="es-CO"/>
+        </w:rPr>
+        <w:t xml:space="preserve"> and </w:t>
+      </w:r>
+      <w:proofErr w:type="spellStart"/>
+      <w:r>
+        <w:rPr>
+          <w:lang w:val="es-MX" w:eastAsia="es-CO"/>
+        </w:rPr>
+        <w:t>Integrated</w:t>
+      </w:r>
+      <w:proofErr w:type="spellEnd"/>
+      <w:r>
+        <w:rPr>
+          <w:lang w:val="es-MX" w:eastAsia="es-CO"/>
+        </w:rPr>
+        <w:t xml:space="preserve"> </w:t>
+      </w:r>
+      <w:proofErr w:type="spellStart"/>
+      <w:r>
+        <w:rPr>
+          <w:lang w:val="es-MX" w:eastAsia="es-CO"/>
+        </w:rPr>
+        <w:t>Health</w:t>
+      </w:r>
+      <w:proofErr w:type="spellEnd"/>
+      <w:r>
+        <w:rPr>
+          <w:lang w:val="es-MX" w:eastAsia="es-CO"/>
+        </w:rPr>
+        <w:t xml:space="preserve"> </w:t>
+      </w:r>
+      <w:proofErr w:type="spellStart"/>
+      <w:r>
+        <w:rPr>
+          <w:lang w:val="es-MX" w:eastAsia="es-CO"/>
+        </w:rPr>
+        <w:t>Services</w:t>
+      </w:r>
+      <w:proofErr w:type="spellEnd"/>
+      <w:r>
+        <w:rPr>
+          <w:lang w:val="es-MX" w:eastAsia="es-CO"/>
+        </w:rPr>
+        <w:t xml:space="preserve">. </w:t>
+      </w:r>
+      <w:proofErr w:type="spellStart"/>
+      <w:r>
+        <w:rPr>
+          <w:lang w:val="es-MX" w:eastAsia="es-CO"/>
+        </w:rPr>
+        <w:t>Interim</w:t>
+      </w:r>
+      <w:proofErr w:type="spellEnd"/>
+      <w:r>
+        <w:rPr>
+          <w:lang w:val="es-MX" w:eastAsia="es-CO"/>
+        </w:rPr>
+        <w:t xml:space="preserve"> </w:t>
+      </w:r>
+      <w:proofErr w:type="spellStart"/>
+      <w:r>
+        <w:rPr>
+          <w:lang w:val="es-MX" w:eastAsia="es-CO"/>
+        </w:rPr>
+        <w:t>report</w:t>
+      </w:r>
+      <w:proofErr w:type="spellEnd"/>
+      <w:r>
+        <w:rPr>
+          <w:lang w:val="es-MX" w:eastAsia="es-CO"/>
+        </w:rPr>
+        <w:t>.</w:t>
+      </w:r>
+    </w:p>
+    <w:p>
+      <w:pPr>
+        <w:rPr>
+          <w:lang w:val="es-MX" w:eastAsia="es-CO"/>
+        </w:rPr>
+      </w:pPr>
+      <w:proofErr w:type="spellStart"/>
+      <w:r>
+        <w:rPr>
+          <w:lang w:val="es-MX" w:eastAsia="es-CO"/>
+        </w:rPr>
+        <w:t>World</w:t>
+      </w:r>
+      <w:proofErr w:type="spellEnd"/>
+      <w:r>
+        <w:rPr>
+          <w:lang w:val="es-MX" w:eastAsia="es-CO"/>
+        </w:rPr>
+        <w:t xml:space="preserve"> </w:t>
+      </w:r>
+      <w:proofErr w:type="spellStart"/>
+      <w:r>
+        <w:rPr>
+          <w:lang w:val="es-MX" w:eastAsia="es-CO"/>
+        </w:rPr>
+        <w:t>Health</w:t>
+      </w:r>
+      <w:proofErr w:type="spellEnd"/>
+      <w:r>
+        <w:rPr>
+          <w:lang w:val="es-MX" w:eastAsia="es-CO"/>
+        </w:rPr>
+        <w:t xml:space="preserve"> </w:t>
+      </w:r>
+      <w:proofErr w:type="spellStart"/>
+      <w:r>
+        <w:rPr>
+          <w:lang w:val="es-MX" w:eastAsia="es-CO"/>
+        </w:rPr>
+        <w:t>Organization</w:t>
+      </w:r>
+      <w:proofErr w:type="spellEnd"/>
+      <w:r>
+        <w:rPr>
+          <w:lang w:val="es-MX" w:eastAsia="es-CO"/>
+        </w:rPr>
+        <w:t xml:space="preserve"> (WHO). 2015 </w:t>
+      </w:r>
+      <w:proofErr w:type="gramStart"/>
+      <w:r>
+        <w:rPr>
+          <w:lang w:val="es-MX" w:eastAsia="es-CO"/>
+        </w:rPr>
+        <w:t>Global</w:t>
+      </w:r>
+      <w:proofErr w:type="gramEnd"/>
+      <w:r>
+        <w:rPr>
+          <w:lang w:val="es-MX" w:eastAsia="es-CO"/>
+        </w:rPr>
+        <w:t xml:space="preserve"> </w:t>
+      </w:r>
+      <w:proofErr w:type="spellStart"/>
+      <w:r>
+        <w:rPr>
+          <w:lang w:val="es-MX" w:eastAsia="es-CO"/>
+        </w:rPr>
+        <w:t>Strategy</w:t>
+      </w:r>
+      <w:proofErr w:type="spellEnd"/>
+      <w:r>
+        <w:rPr>
+          <w:lang w:val="es-MX" w:eastAsia="es-CO"/>
+        </w:rPr>
+        <w:t xml:space="preserve"> </w:t>
+      </w:r>
+      <w:proofErr w:type="spellStart"/>
+      <w:r>
+        <w:rPr>
+          <w:lang w:val="es-MX" w:eastAsia="es-CO"/>
+        </w:rPr>
+        <w:t>on</w:t>
+      </w:r>
+      <w:proofErr w:type="spellEnd"/>
+      <w:r>
+        <w:rPr>
+          <w:lang w:val="es-MX" w:eastAsia="es-CO"/>
+        </w:rPr>
+        <w:t xml:space="preserve"> People </w:t>
+      </w:r>
+      <w:proofErr w:type="spellStart"/>
+      <w:r>
+        <w:rPr>
+          <w:lang w:val="es-MX" w:eastAsia="es-CO"/>
+        </w:rPr>
+        <w:t>Centered</w:t>
+      </w:r>
+      <w:proofErr w:type="spellEnd"/>
+      <w:r>
+        <w:rPr>
+          <w:lang w:val="es-MX" w:eastAsia="es-CO"/>
+        </w:rPr>
+        <w:t xml:space="preserve"> and </w:t>
+      </w:r>
+      <w:proofErr w:type="spellStart"/>
+      <w:r>
+        <w:rPr>
+          <w:lang w:val="es-MX" w:eastAsia="es-CO"/>
+        </w:rPr>
+        <w:t>Integrated</w:t>
+      </w:r>
+      <w:proofErr w:type="spellEnd"/>
+      <w:r>
+        <w:rPr>
+          <w:lang w:val="es-MX" w:eastAsia="es-CO"/>
+        </w:rPr>
+        <w:t xml:space="preserve"> </w:t>
+      </w:r>
+      <w:proofErr w:type="spellStart"/>
+      <w:r>
+        <w:rPr>
+          <w:lang w:val="es-MX" w:eastAsia="es-CO"/>
+        </w:rPr>
+        <w:t>Health</w:t>
+      </w:r>
+      <w:proofErr w:type="spellEnd"/>
+      <w:r>
+        <w:rPr>
+          <w:lang w:val="es-MX" w:eastAsia="es-CO"/>
+        </w:rPr>
+        <w:t xml:space="preserve"> </w:t>
+      </w:r>
+      <w:proofErr w:type="spellStart"/>
+      <w:r>
+        <w:rPr>
+          <w:lang w:val="es-MX" w:eastAsia="es-CO"/>
+        </w:rPr>
+        <w:t>Services</w:t>
+      </w:r>
+      <w:proofErr w:type="spellEnd"/>
+      <w:r>
+        <w:rPr>
+          <w:lang w:val="es-MX" w:eastAsia="es-CO"/>
+        </w:rPr>
+        <w:t xml:space="preserve"> 2016-2026. </w:t>
+      </w:r>
+      <w:proofErr w:type="spellStart"/>
+      <w:r>
+        <w:rPr>
+          <w:lang w:val="es-MX" w:eastAsia="es-CO"/>
+        </w:rPr>
+        <w:t>Executive</w:t>
+      </w:r>
+      <w:proofErr w:type="spellEnd"/>
+      <w:r>
+        <w:rPr>
+          <w:lang w:val="es-MX" w:eastAsia="es-CO"/>
+        </w:rPr>
+        <w:t xml:space="preserve"> </w:t>
+      </w:r>
+      <w:proofErr w:type="spellStart"/>
+      <w:r>
+        <w:rPr>
+          <w:lang w:val="es-MX" w:eastAsia="es-CO"/>
+        </w:rPr>
+        <w:t>Summary</w:t>
+      </w:r>
+      <w:proofErr w:type="spellEnd"/>
+      <w:r>
+        <w:rPr>
+          <w:lang w:val="es-MX" w:eastAsia="es-CO"/>
+        </w:rPr>
+        <w:t xml:space="preserve">, </w:t>
+      </w:r>
+      <w:proofErr w:type="spellStart"/>
+      <w:r>
+        <w:rPr>
+          <w:lang w:val="es-MX" w:eastAsia="es-CO"/>
+        </w:rPr>
+        <w:t>Placing</w:t>
+      </w:r>
+      <w:proofErr w:type="spellEnd"/>
+      <w:r>
+        <w:rPr>
+          <w:lang w:val="es-MX" w:eastAsia="es-CO"/>
+        </w:rPr>
+        <w:t xml:space="preserve"> </w:t>
+      </w:r>
+      <w:proofErr w:type="spellStart"/>
+      <w:r>
+        <w:rPr>
+          <w:lang w:val="es-MX" w:eastAsia="es-CO"/>
+        </w:rPr>
+        <w:t>people</w:t>
+      </w:r>
+      <w:proofErr w:type="spellEnd"/>
+      <w:r>
+        <w:rPr>
+          <w:lang w:val="es-MX" w:eastAsia="es-CO"/>
+        </w:rPr>
+        <w:t xml:space="preserve"> and </w:t>
+      </w:r>
+      <w:proofErr w:type="spellStart"/>
+      <w:r>
+        <w:rPr>
+          <w:lang w:val="es-MX" w:eastAsia="es-CO"/>
+        </w:rPr>
+        <w:t>communities</w:t>
+      </w:r>
+      <w:proofErr w:type="spellEnd"/>
+      <w:r>
+        <w:rPr>
+          <w:lang w:val="es-MX" w:eastAsia="es-CO"/>
+        </w:rPr>
+        <w:t xml:space="preserve"> at </w:t>
+      </w:r>
+      <w:proofErr w:type="spellStart"/>
+      <w:r>
+        <w:rPr>
+          <w:lang w:val="es-MX" w:eastAsia="es-CO"/>
+        </w:rPr>
+        <w:t>the</w:t>
+      </w:r>
+      <w:proofErr w:type="spellEnd"/>
+      <w:r>
+        <w:rPr>
+          <w:lang w:val="es-MX" w:eastAsia="es-CO"/>
+        </w:rPr>
+        <w:t xml:space="preserve"> centre </w:t>
+      </w:r>
+      <w:proofErr w:type="spellStart"/>
+      <w:r>
+        <w:rPr>
+          <w:lang w:val="es-MX" w:eastAsia="es-CO"/>
+        </w:rPr>
+        <w:t>of</w:t>
+      </w:r>
+      <w:proofErr w:type="spellEnd"/>
+      <w:r>
+        <w:rPr>
+          <w:lang w:val="es-MX" w:eastAsia="es-CO"/>
+        </w:rPr>
+        <w:t xml:space="preserve"> </w:t>
+      </w:r>
+      <w:proofErr w:type="spellStart"/>
+      <w:r>
+        <w:rPr>
+          <w:lang w:val="es-MX" w:eastAsia="es-CO"/>
+        </w:rPr>
+        <w:t>health</w:t>
+      </w:r>
+      <w:proofErr w:type="spellEnd"/>
+      <w:r>
+        <w:rPr>
+          <w:lang w:val="es-MX" w:eastAsia="es-CO"/>
+        </w:rPr>
+        <w:t xml:space="preserve"> </w:t>
+      </w:r>
+      <w:proofErr w:type="spellStart"/>
+      <w:r>
+        <w:rPr>
+          <w:lang w:val="es-MX" w:eastAsia="es-CO"/>
+        </w:rPr>
+        <w:t>services</w:t>
+      </w:r>
+      <w:proofErr w:type="spellEnd"/>
+      <w:r>
+        <w:rPr>
+          <w:lang w:val="es-MX" w:eastAsia="es-CO"/>
+        </w:rPr>
+        <w:t xml:space="preserve">. </w:t>
+      </w:r>
+    </w:p>
+    <w:p>
+      <w:pPr>
+        <w:rPr>
+          <w:lang w:val="es-MX" w:eastAsia="es-CO"/>
+        </w:rPr>
+      </w:pPr>
+      <w:proofErr w:type="spellStart"/>
+      <w:r>
+        <w:rPr>
+          <w:lang w:val="es-MX" w:eastAsia="es-CO"/>
+        </w:rPr>
+        <w:t>World</w:t>
+      </w:r>
+      <w:proofErr w:type="spellEnd"/>
+      <w:r>
+        <w:rPr>
+          <w:lang w:val="es-MX" w:eastAsia="es-CO"/>
+        </w:rPr>
+        <w:t xml:space="preserve"> </w:t>
+      </w:r>
+      <w:proofErr w:type="spellStart"/>
+      <w:r>
+        <w:rPr>
+          <w:lang w:val="es-MX" w:eastAsia="es-CO"/>
+        </w:rPr>
+        <w:t>Health</w:t>
+      </w:r>
+      <w:proofErr w:type="spellEnd"/>
+      <w:r>
+        <w:rPr>
+          <w:lang w:val="es-MX" w:eastAsia="es-CO"/>
+        </w:rPr>
+        <w:t xml:space="preserve"> </w:t>
+      </w:r>
+      <w:proofErr w:type="spellStart"/>
+      <w:r>
+        <w:rPr>
+          <w:lang w:val="es-MX" w:eastAsia="es-CO"/>
+        </w:rPr>
+        <w:t>Organization</w:t>
+      </w:r>
+      <w:proofErr w:type="spellEnd"/>
+      <w:r>
+        <w:rPr>
+          <w:lang w:val="es-MX" w:eastAsia="es-CO"/>
+        </w:rPr>
+        <w:t xml:space="preserve"> (WHO). (2017, 21 de julio). WHO: </w:t>
+      </w:r>
+      <w:proofErr w:type="spellStart"/>
+      <w:proofErr w:type="gramStart"/>
+      <w:r>
+        <w:rPr>
+          <w:lang w:val="es-MX" w:eastAsia="es-CO"/>
+        </w:rPr>
+        <w:t>What</w:t>
+      </w:r>
+      <w:proofErr w:type="spellEnd"/>
+      <w:r>
+        <w:rPr>
+          <w:lang w:val="es-MX" w:eastAsia="es-CO"/>
+        </w:rPr>
+        <w:t xml:space="preserve"> </w:t>
+      </w:r>
+      <w:proofErr w:type="spellStart"/>
+      <w:r>
+        <w:rPr>
+          <w:lang w:val="es-MX" w:eastAsia="es-CO"/>
+        </w:rPr>
+        <w:t>is</w:t>
+      </w:r>
+      <w:proofErr w:type="spellEnd"/>
+      <w:r>
+        <w:rPr>
+          <w:lang w:val="es-MX" w:eastAsia="es-CO"/>
+        </w:rPr>
+        <w:t xml:space="preserve"> </w:t>
+      </w:r>
+      <w:proofErr w:type="spellStart"/>
+      <w:r>
+        <w:rPr>
+          <w:lang w:val="es-MX" w:eastAsia="es-CO"/>
+        </w:rPr>
+        <w:t>people-centred</w:t>
+      </w:r>
+      <w:proofErr w:type="spellEnd"/>
+      <w:r>
+        <w:rPr>
+          <w:lang w:val="es-MX" w:eastAsia="es-CO"/>
+        </w:rPr>
+        <w:t xml:space="preserve"> </w:t>
+      </w:r>
+      <w:proofErr w:type="spellStart"/>
+      <w:r>
+        <w:rPr>
+          <w:lang w:val="es-MX" w:eastAsia="es-CO"/>
+        </w:rPr>
+        <w:t>care</w:t>
+      </w:r>
+      <w:proofErr w:type="spellEnd"/>
+      <w:r>
+        <w:rPr>
+          <w:lang w:val="es-MX" w:eastAsia="es-CO"/>
+        </w:rPr>
+        <w:t>?</w:t>
+      </w:r>
+      <w:proofErr w:type="gramEnd"/>
+      <w:r>
+        <w:rPr>
+          <w:lang w:val="es-MX" w:eastAsia="es-CO"/>
+        </w:rPr>
+        <w:t xml:space="preserve"> [Video] YouTube. </w:t>
       </w:r>
       <w:hyperlink r:id="rId27" w:history="1">
         <w:r>
@@ -8875,14 +9758,14 @@
       <w:pPr>
         <w:pStyle w:val="Titulosgenerales"/>
       </w:pPr>
-      <w:bookmarkStart w:id="24" w:name="_Toc176443727"/>
-      <w:bookmarkStart w:id="25" w:name="_Toc222915776"/>
+      <w:bookmarkStart w:id="26" w:name="_Toc176443727"/>
+      <w:bookmarkStart w:id="27" w:name="_Toc224126761"/>
       <w:r>
         <w:lastRenderedPageBreak/>
         <w:t>Créditos</w:t>
       </w:r>
-      <w:bookmarkEnd w:id="24"/>
-      <w:bookmarkEnd w:id="25"/>
+      <w:bookmarkEnd w:id="26"/>
+      <w:bookmarkEnd w:id="27"/>
     </w:p>
     <w:tbl>
       <w:tblPr>
@@ -8918,7 +9801,7 @@
                 <w:lang w:val="es-419" w:eastAsia="es-CO"/>
               </w:rPr>
             </w:pPr>
-            <w:bookmarkStart w:id="26" w:name="_Hlk154833079"/>
+            <w:bookmarkStart w:id="28" w:name="_Hlk154833079"/>
             <w:r>
               <w:rPr>
                 <w:rFonts w:asciiTheme="minorHAnsi" w:hAnsiTheme="minorHAnsi" w:cstheme="minorHAnsi"/>
@@ -9036,7 +9919,15 @@
               <w:ind w:firstLine="0"/>
             </w:pPr>
             <w:r>
-              <w:t>Diana Rocío Possos Beltrán</w:t>
+              <w:t xml:space="preserve">Diana Rocío </w:t>
+            </w:r>
+            <w:proofErr w:type="spellStart"/>
+            <w:r>
+              <w:t>Possos</w:t>
+            </w:r>
+            <w:proofErr w:type="spellEnd"/>
+            <w:r>
+              <w:t xml:space="preserve"> Beltrán</w:t>
             </w:r>
           </w:p>
         </w:tc>
@@ -9217,7 +10108,15 @@
               <w:ind w:firstLine="0"/>
             </w:pPr>
             <w:r>
-              <w:t>Oscar Ivan Uribe Ortiz</w:t>
+              <w:t xml:space="preserve">Oscar </w:t>
+            </w:r>
+            <w:proofErr w:type="spellStart"/>
+            <w:r>
+              <w:t>Ivan</w:t>
+            </w:r>
+            <w:proofErr w:type="spellEnd"/>
+            <w:r>
+              <w:t xml:space="preserve"> Uribe Ortiz</w:t>
             </w:r>
           </w:p>
         </w:tc>
@@ -9261,7 +10160,7 @@
             <w:pPr>
               <w:ind w:firstLine="0"/>
             </w:pPr>
-            <w:bookmarkStart w:id="27" w:name="_Hlk222766822"/>
+            <w:bookmarkStart w:id="29" w:name="_Hlk222766822"/>
             <w:r>
               <w:t>José Jaime Luis Tang Pinzón</w:t>
             </w:r>
@@ -9294,7 +10193,7 @@
           </w:p>
         </w:tc>
       </w:tr>
-      <w:bookmarkEnd w:id="27"/>
+      <w:bookmarkEnd w:id="29"/>
       <w:tr>
         <w:trPr>
           <w:jc w:val="center"/>
@@ -9307,9 +10206,14 @@
             <w:pPr>
               <w:ind w:firstLine="0"/>
             </w:pPr>
+            <w:proofErr w:type="spellStart"/>
             <w:r>
               <w:lastRenderedPageBreak/>
-              <w:t>Veimar Celis Meléndez</w:t>
+              <w:t>Veimar</w:t>
+            </w:r>
+            <w:proofErr w:type="spellEnd"/>
+            <w:r>
+              <w:t xml:space="preserve"> Celis Meléndez</w:t>
             </w:r>
           </w:p>
         </w:tc>
@@ -9360,8 +10264,13 @@
               <w:ind w:firstLine="0"/>
             </w:pPr>
             <w:r>
-              <w:t>Ernesto Navarro Jaimes</w:t>
+              <w:t xml:space="preserve">Ernesto Navarro </w:t>
             </w:r>
+            <w:proofErr w:type="spellStart"/>
+            <w:r>
+              <w:t>Jaimes</w:t>
+            </w:r>
+            <w:proofErr w:type="spellEnd"/>
           </w:p>
         </w:tc>
         <w:tc>
@@ -9486,7 +10395,7 @@
           </w:p>
         </w:tc>
       </w:tr>
-      <w:bookmarkEnd w:id="26"/>
+      <w:bookmarkEnd w:id="28"/>
     </w:tbl>
     <w:p>
       <w:pPr>
@@ -15813,13 +16722,13 @@
 </file>
 
 <file path=customXml/itemProps2.xml><?xml version="1.0" encoding="utf-8"?>
-<ds:datastoreItem xmlns:ds="http://schemas.openxmlformats.org/officeDocument/2006/customXml" ds:itemID="{9410D2DE-4E14-4FCE-84CF-06D8E5D2485A}"/>
+<ds:datastoreItem xmlns:ds="http://schemas.openxmlformats.org/officeDocument/2006/customXml" ds:itemID="{1B1255D7-E45C-4130-827F-143330CD202F}"/>
 </file>
 
 <file path=customXml/itemProps3.xml><?xml version="1.0" encoding="utf-8"?>
-<ds:datastoreItem xmlns:ds="http://schemas.openxmlformats.org/officeDocument/2006/customXml" ds:itemID="{1A60C9F6-FA0D-44D3-9B33-3EDBBAE90E8A}"/>
+<ds:datastoreItem xmlns:ds="http://schemas.openxmlformats.org/officeDocument/2006/customXml" ds:itemID="{7EF15A45-53BA-4C5F-8424-E203CAB3BE3D}"/>
 </file>
 
 <file path=customXml/itemProps4.xml><?xml version="1.0" encoding="utf-8"?>
-<ds:datastoreItem xmlns:ds="http://schemas.openxmlformats.org/officeDocument/2006/customXml" ds:itemID="{E017B086-E929-401F-86C4-3E89A1885B92}"/>
+<ds:datastoreItem xmlns:ds="http://schemas.openxmlformats.org/officeDocument/2006/customXml" ds:itemID="{557A22B1-D43F-4E45-AC9C-426F8B9B5BF4}"/>
 </file>
--- a/fuentes/CFA_02_33110059_DU.docx
+++ b/fuentes/CFA_02_33110059_DU.docx
@@ -6200,7 +6200,23 @@
           <w:bCs/>
           <w:lang w:eastAsia="es-CO"/>
         </w:rPr>
-        <w:t>Anexo_1_El_modelo_biosicosocial</w:t>
+        <w:t>Anexo_1_El_modelo_bio</w:t>
+      </w:r>
+      <w:r>
+        <w:rPr>
+          <w:b/>
+          <w:bCs/>
+          <w:lang w:eastAsia="es-CO"/>
+        </w:rPr>
+        <w:t>p</w:t>
+      </w:r>
+      <w:r>
+        <w:rPr>
+          <w:b/>
+          <w:bCs/>
+          <w:lang w:eastAsia="es-CO"/>
+        </w:rPr>
+        <w:t>sicosocial</w:t>
       </w:r>
       <w:r>
         <w:t xml:space="preserve"> </w:t>
@@ -16722,13 +16738,13 @@
 </file>
 
 <file path=customXml/itemProps2.xml><?xml version="1.0" encoding="utf-8"?>
-<ds:datastoreItem xmlns:ds="http://schemas.openxmlformats.org/officeDocument/2006/customXml" ds:itemID="{1B1255D7-E45C-4130-827F-143330CD202F}"/>
+<ds:datastoreItem xmlns:ds="http://schemas.openxmlformats.org/officeDocument/2006/customXml" ds:itemID="{7EB5BC29-5777-470E-88D9-5846F001FFFC}"/>
 </file>
 
 <file path=customXml/itemProps3.xml><?xml version="1.0" encoding="utf-8"?>
-<ds:datastoreItem xmlns:ds="http://schemas.openxmlformats.org/officeDocument/2006/customXml" ds:itemID="{7EF15A45-53BA-4C5F-8424-E203CAB3BE3D}"/>
+<ds:datastoreItem xmlns:ds="http://schemas.openxmlformats.org/officeDocument/2006/customXml" ds:itemID="{A3CB3EF2-BCCF-4A6A-ADDF-6062E29F0CB6}"/>
 </file>
 
 <file path=customXml/itemProps4.xml><?xml version="1.0" encoding="utf-8"?>
-<ds:datastoreItem xmlns:ds="http://schemas.openxmlformats.org/officeDocument/2006/customXml" ds:itemID="{557A22B1-D43F-4E45-AC9C-426F8B9B5BF4}"/>
+<ds:datastoreItem xmlns:ds="http://schemas.openxmlformats.org/officeDocument/2006/customXml" ds:itemID="{293803A1-1490-4FE6-878E-383B0F1AAEEA}"/>
 </file>